--- a/Day 4/Labs/3. Power BI Parameters.docx
+++ b/Day 4/Labs/3. Power BI Parameters.docx
@@ -16,38 +16,6 @@
           <w:szCs w:val="36"/>
         </w:rPr>
       </w:pPr>
-      <w:bookmarkStart w:id="0" w:name="_bookmark0"/>
-      <w:bookmarkEnd w:id="0"/>
-      <w:r>
-        <w:rPr>
-          <w:b/>
-          <w:bCs/>
-          <w:color w:val="6C4A16"/>
-          <w:sz w:val="36"/>
-          <w:szCs w:val="36"/>
-        </w:rPr>
-        <w:t>Lab 1</w:t>
-      </w:r>
-      <w:r>
-        <w:rPr>
-          <w:b/>
-          <w:bCs/>
-          <w:color w:val="6C4A16"/>
-          <w:sz w:val="36"/>
-          <w:szCs w:val="36"/>
-        </w:rPr>
-        <w:t>6</w:t>
-      </w:r>
-      <w:r>
-        <w:rPr>
-          <w:b/>
-          <w:bCs/>
-          <w:color w:val="6C4A16"/>
-          <w:sz w:val="36"/>
-          <w:szCs w:val="36"/>
-        </w:rPr>
-        <w:t xml:space="preserve"> – </w:t>
-      </w:r>
       <w:r>
         <w:rPr>
           <w:b/>
@@ -1878,2431 +1846,10 @@
           <w:szCs w:val="26"/>
         </w:rPr>
       </w:pPr>
-      <w:r>
-        <w:rPr>
-          <w:b/>
-          <w:bCs/>
-          <w:sz w:val="24"/>
-          <w:szCs w:val="26"/>
-        </w:rPr>
-        <w:t>Exercise 2 – using SQL Statement</w:t>
-      </w:r>
-    </w:p>
-    <w:p>
-      <w:pPr>
-        <w:pStyle w:val="BodyText"/>
-        <w:spacing w:before="120" w:after="120" w:line="312" w:lineRule="auto"/>
-        <w:ind w:left="1800" w:right="1134"/>
-        <w:jc w:val="both"/>
-        <w:rPr>
-          <w:sz w:val="20"/>
-        </w:rPr>
-      </w:pPr>
-      <w:r>
-        <w:rPr>
-          <w:sz w:val="20"/>
-        </w:rPr>
-        <w:lastRenderedPageBreak/>
-        <w:t>In this example, you connect to your database on SQL Server. In the SQL Server database window, after you enter your server details, select the Advanced options, then paste the SQL query into the SQL statement box, and then select OK</w:t>
-      </w:r>
-      <w:r>
-        <w:rPr>
-          <w:sz w:val="20"/>
-        </w:rPr>
-        <w:t>.</w:t>
-      </w:r>
-    </w:p>
-    <w:p>
-      <w:pPr>
-        <w:pStyle w:val="BodyText"/>
-        <w:spacing w:before="120" w:after="120" w:line="312" w:lineRule="auto"/>
-        <w:ind w:left="1800" w:right="1134"/>
-        <w:jc w:val="both"/>
-        <w:rPr>
-          <w:sz w:val="20"/>
-        </w:rPr>
-      </w:pPr>
-      <w:r>
-        <w:rPr>
-          <w:noProof/>
-        </w:rPr>
-        <w:drawing>
-          <wp:inline distT="0" distB="0" distL="0" distR="0" wp14:anchorId="5D1986C2" wp14:editId="47364A55">
-            <wp:extent cx="4860290" cy="3866955"/>
-            <wp:effectExtent l="0" t="0" r="0" b="0"/>
-            <wp:docPr id="31" name="Picture 31"/>
-            <wp:cNvGraphicFramePr>
-              <a:graphicFrameLocks xmlns:a="http://schemas.openxmlformats.org/drawingml/2006/main" noChangeAspect="1"/>
-            </wp:cNvGraphicFramePr>
-            <a:graphic xmlns:a="http://schemas.openxmlformats.org/drawingml/2006/main">
-              <a:graphicData uri="http://schemas.openxmlformats.org/drawingml/2006/picture">
-                <pic:pic xmlns:pic="http://schemas.openxmlformats.org/drawingml/2006/picture">
-                  <pic:nvPicPr>
-                    <pic:cNvPr id="1" name=""/>
-                    <pic:cNvPicPr/>
-                  </pic:nvPicPr>
-                  <pic:blipFill>
-                    <a:blip r:embed="rId24"/>
-                    <a:stretch>
-                      <a:fillRect/>
-                    </a:stretch>
-                  </pic:blipFill>
-                  <pic:spPr>
-                    <a:xfrm>
-                      <a:off x="0" y="0"/>
-                      <a:ext cx="4865678" cy="3871241"/>
-                    </a:xfrm>
-                    <a:prstGeom prst="rect">
-                      <a:avLst/>
-                    </a:prstGeom>
-                  </pic:spPr>
-                </pic:pic>
-              </a:graphicData>
-            </a:graphic>
-          </wp:inline>
-        </w:drawing>
-      </w:r>
-    </w:p>
-    <w:p>
-      <w:pPr>
-        <w:widowControl/>
-        <w:adjustRightInd w:val="0"/>
-        <w:ind w:left="1800"/>
-        <w:rPr>
-          <w:rFonts w:ascii="Consolas" w:eastAsiaTheme="minorHAnsi" w:hAnsi="Consolas" w:cs="Consolas"/>
-          <w:color w:val="000000"/>
-          <w:sz w:val="19"/>
-          <w:szCs w:val="19"/>
-          <w:lang w:val="en-GB" w:bidi="ta-IN"/>
-        </w:rPr>
-      </w:pPr>
-      <w:r>
-        <w:rPr>
-          <w:rFonts w:ascii="Consolas" w:eastAsiaTheme="minorHAnsi" w:hAnsi="Consolas" w:cs="Consolas"/>
-          <w:color w:val="0000FF"/>
-          <w:sz w:val="19"/>
-          <w:szCs w:val="19"/>
-          <w:lang w:val="en-GB" w:bidi="ta-IN"/>
-        </w:rPr>
-        <w:t>SELECT</w:t>
-      </w:r>
-      <w:r>
-        <w:rPr>
-          <w:rFonts w:ascii="Consolas" w:eastAsiaTheme="minorHAnsi" w:hAnsi="Consolas" w:cs="Consolas"/>
-          <w:color w:val="000000"/>
-          <w:sz w:val="19"/>
-          <w:szCs w:val="19"/>
-          <w:lang w:val="en-GB" w:bidi="ta-IN"/>
-        </w:rPr>
-        <w:t xml:space="preserve"> </w:t>
-      </w:r>
-      <w:r>
-        <w:rPr>
-          <w:rFonts w:ascii="Consolas" w:eastAsiaTheme="minorHAnsi" w:hAnsi="Consolas" w:cs="Consolas"/>
-          <w:color w:val="0000FF"/>
-          <w:sz w:val="19"/>
-          <w:szCs w:val="19"/>
-          <w:lang w:val="en-GB" w:bidi="ta-IN"/>
-        </w:rPr>
-        <w:t xml:space="preserve">TOP </w:t>
-      </w:r>
-      <w:r>
-        <w:rPr>
-          <w:rFonts w:ascii="Consolas" w:eastAsiaTheme="minorHAnsi" w:hAnsi="Consolas" w:cs="Consolas"/>
-          <w:color w:val="808080"/>
-          <w:sz w:val="19"/>
-          <w:szCs w:val="19"/>
-          <w:lang w:val="en-GB" w:bidi="ta-IN"/>
-        </w:rPr>
-        <w:t>(</w:t>
-      </w:r>
-      <w:r>
-        <w:rPr>
-          <w:rFonts w:ascii="Consolas" w:eastAsiaTheme="minorHAnsi" w:hAnsi="Consolas" w:cs="Consolas"/>
-          <w:color w:val="000000"/>
-          <w:sz w:val="19"/>
-          <w:szCs w:val="19"/>
-          <w:lang w:val="en-GB" w:bidi="ta-IN"/>
-        </w:rPr>
-        <w:t>1000</w:t>
-      </w:r>
-      <w:r>
-        <w:rPr>
-          <w:rFonts w:ascii="Consolas" w:eastAsiaTheme="minorHAnsi" w:hAnsi="Consolas" w:cs="Consolas"/>
-          <w:color w:val="808080"/>
-          <w:sz w:val="19"/>
-          <w:szCs w:val="19"/>
-          <w:lang w:val="en-GB" w:bidi="ta-IN"/>
-        </w:rPr>
-        <w:t>)</w:t>
-      </w:r>
-      <w:r>
-        <w:rPr>
-          <w:rFonts w:ascii="Consolas" w:eastAsiaTheme="minorHAnsi" w:hAnsi="Consolas" w:cs="Consolas"/>
-          <w:color w:val="000000"/>
-          <w:sz w:val="19"/>
-          <w:szCs w:val="19"/>
-          <w:lang w:val="en-GB" w:bidi="ta-IN"/>
-        </w:rPr>
-        <w:t xml:space="preserve"> [</w:t>
-      </w:r>
-      <w:proofErr w:type="spellStart"/>
-      <w:r>
-        <w:rPr>
-          <w:rFonts w:ascii="Consolas" w:eastAsiaTheme="minorHAnsi" w:hAnsi="Consolas" w:cs="Consolas"/>
-          <w:color w:val="000000"/>
-          <w:sz w:val="19"/>
-          <w:szCs w:val="19"/>
-          <w:lang w:val="en-GB" w:bidi="ta-IN"/>
-        </w:rPr>
-        <w:t>SalesOrderNumber</w:t>
-      </w:r>
-      <w:proofErr w:type="spellEnd"/>
-      <w:r>
-        <w:rPr>
-          <w:rFonts w:ascii="Consolas" w:eastAsiaTheme="minorHAnsi" w:hAnsi="Consolas" w:cs="Consolas"/>
-          <w:color w:val="000000"/>
-          <w:sz w:val="19"/>
-          <w:szCs w:val="19"/>
-          <w:lang w:val="en-GB" w:bidi="ta-IN"/>
-        </w:rPr>
-        <w:t>]</w:t>
-      </w:r>
-    </w:p>
-    <w:p>
-      <w:pPr>
-        <w:widowControl/>
-        <w:adjustRightInd w:val="0"/>
-        <w:ind w:left="1800"/>
-        <w:rPr>
-          <w:rFonts w:ascii="Consolas" w:eastAsiaTheme="minorHAnsi" w:hAnsi="Consolas" w:cs="Consolas"/>
-          <w:color w:val="000000"/>
-          <w:sz w:val="19"/>
-          <w:szCs w:val="19"/>
-          <w:lang w:val="en-GB" w:bidi="ta-IN"/>
-        </w:rPr>
-      </w:pPr>
-      <w:r>
-        <w:rPr>
-          <w:rFonts w:ascii="Consolas" w:eastAsiaTheme="minorHAnsi" w:hAnsi="Consolas" w:cs="Consolas"/>
-          <w:color w:val="000000"/>
-          <w:sz w:val="19"/>
-          <w:szCs w:val="19"/>
-          <w:lang w:val="en-GB" w:bidi="ta-IN"/>
-        </w:rPr>
-        <w:t xml:space="preserve">      </w:t>
-      </w:r>
-      <w:proofErr w:type="gramStart"/>
-      <w:r>
-        <w:rPr>
-          <w:rFonts w:ascii="Consolas" w:eastAsiaTheme="minorHAnsi" w:hAnsi="Consolas" w:cs="Consolas"/>
-          <w:color w:val="808080"/>
-          <w:sz w:val="19"/>
-          <w:szCs w:val="19"/>
-          <w:lang w:val="en-GB" w:bidi="ta-IN"/>
-        </w:rPr>
-        <w:t>,</w:t>
-      </w:r>
-      <w:r>
-        <w:rPr>
-          <w:rFonts w:ascii="Consolas" w:eastAsiaTheme="minorHAnsi" w:hAnsi="Consolas" w:cs="Consolas"/>
-          <w:color w:val="000000"/>
-          <w:sz w:val="19"/>
-          <w:szCs w:val="19"/>
-          <w:lang w:val="en-GB" w:bidi="ta-IN"/>
-        </w:rPr>
-        <w:t>[</w:t>
-      </w:r>
-      <w:proofErr w:type="spellStart"/>
-      <w:proofErr w:type="gramEnd"/>
-      <w:r>
-        <w:rPr>
-          <w:rFonts w:ascii="Consolas" w:eastAsiaTheme="minorHAnsi" w:hAnsi="Consolas" w:cs="Consolas"/>
-          <w:color w:val="000000"/>
-          <w:sz w:val="19"/>
-          <w:szCs w:val="19"/>
-          <w:lang w:val="en-GB" w:bidi="ta-IN"/>
-        </w:rPr>
-        <w:t>SalesOrderLineNumber</w:t>
-      </w:r>
-      <w:proofErr w:type="spellEnd"/>
-      <w:r>
-        <w:rPr>
-          <w:rFonts w:ascii="Consolas" w:eastAsiaTheme="minorHAnsi" w:hAnsi="Consolas" w:cs="Consolas"/>
-          <w:color w:val="000000"/>
-          <w:sz w:val="19"/>
-          <w:szCs w:val="19"/>
-          <w:lang w:val="en-GB" w:bidi="ta-IN"/>
-        </w:rPr>
-        <w:t>]</w:t>
-      </w:r>
-    </w:p>
-    <w:p>
-      <w:pPr>
-        <w:widowControl/>
-        <w:adjustRightInd w:val="0"/>
-        <w:ind w:left="1800"/>
-        <w:rPr>
-          <w:rFonts w:ascii="Consolas" w:eastAsiaTheme="minorHAnsi" w:hAnsi="Consolas" w:cs="Consolas"/>
-          <w:color w:val="000000"/>
-          <w:sz w:val="19"/>
-          <w:szCs w:val="19"/>
-          <w:lang w:val="en-GB" w:bidi="ta-IN"/>
-        </w:rPr>
-      </w:pPr>
-      <w:r>
-        <w:rPr>
-          <w:rFonts w:ascii="Consolas" w:eastAsiaTheme="minorHAnsi" w:hAnsi="Consolas" w:cs="Consolas"/>
-          <w:color w:val="000000"/>
-          <w:sz w:val="19"/>
-          <w:szCs w:val="19"/>
-          <w:lang w:val="en-GB" w:bidi="ta-IN"/>
-        </w:rPr>
-        <w:t xml:space="preserve">      </w:t>
-      </w:r>
-      <w:proofErr w:type="gramStart"/>
-      <w:r>
-        <w:rPr>
-          <w:rFonts w:ascii="Consolas" w:eastAsiaTheme="minorHAnsi" w:hAnsi="Consolas" w:cs="Consolas"/>
-          <w:color w:val="808080"/>
-          <w:sz w:val="19"/>
-          <w:szCs w:val="19"/>
-          <w:lang w:val="en-GB" w:bidi="ta-IN"/>
-        </w:rPr>
-        <w:t>,</w:t>
-      </w:r>
-      <w:r>
-        <w:rPr>
-          <w:rFonts w:ascii="Consolas" w:eastAsiaTheme="minorHAnsi" w:hAnsi="Consolas" w:cs="Consolas"/>
-          <w:color w:val="000000"/>
-          <w:sz w:val="19"/>
-          <w:szCs w:val="19"/>
-          <w:lang w:val="en-GB" w:bidi="ta-IN"/>
-        </w:rPr>
-        <w:t>[</w:t>
-      </w:r>
-      <w:proofErr w:type="spellStart"/>
-      <w:proofErr w:type="gramEnd"/>
-      <w:r>
-        <w:rPr>
-          <w:rFonts w:ascii="Consolas" w:eastAsiaTheme="minorHAnsi" w:hAnsi="Consolas" w:cs="Consolas"/>
-          <w:color w:val="000000"/>
-          <w:sz w:val="19"/>
-          <w:szCs w:val="19"/>
-          <w:lang w:val="en-GB" w:bidi="ta-IN"/>
-        </w:rPr>
-        <w:t>OrderDate</w:t>
-      </w:r>
-      <w:proofErr w:type="spellEnd"/>
-      <w:r>
-        <w:rPr>
-          <w:rFonts w:ascii="Consolas" w:eastAsiaTheme="minorHAnsi" w:hAnsi="Consolas" w:cs="Consolas"/>
-          <w:color w:val="000000"/>
-          <w:sz w:val="19"/>
-          <w:szCs w:val="19"/>
-          <w:lang w:val="en-GB" w:bidi="ta-IN"/>
-        </w:rPr>
-        <w:t>]</w:t>
-      </w:r>
-    </w:p>
-    <w:p>
-      <w:pPr>
-        <w:widowControl/>
-        <w:adjustRightInd w:val="0"/>
-        <w:ind w:left="1800"/>
-        <w:rPr>
-          <w:rFonts w:ascii="Consolas" w:eastAsiaTheme="minorHAnsi" w:hAnsi="Consolas" w:cs="Consolas"/>
-          <w:color w:val="000000"/>
-          <w:sz w:val="19"/>
-          <w:szCs w:val="19"/>
-          <w:lang w:val="en-GB" w:bidi="ta-IN"/>
-        </w:rPr>
-      </w:pPr>
-      <w:r>
-        <w:rPr>
-          <w:rFonts w:ascii="Consolas" w:eastAsiaTheme="minorHAnsi" w:hAnsi="Consolas" w:cs="Consolas"/>
-          <w:color w:val="000000"/>
-          <w:sz w:val="19"/>
-          <w:szCs w:val="19"/>
-          <w:lang w:val="en-GB" w:bidi="ta-IN"/>
-        </w:rPr>
-        <w:t xml:space="preserve">      </w:t>
-      </w:r>
-      <w:proofErr w:type="gramStart"/>
-      <w:r>
-        <w:rPr>
-          <w:rFonts w:ascii="Consolas" w:eastAsiaTheme="minorHAnsi" w:hAnsi="Consolas" w:cs="Consolas"/>
-          <w:color w:val="808080"/>
-          <w:sz w:val="19"/>
-          <w:szCs w:val="19"/>
-          <w:lang w:val="en-GB" w:bidi="ta-IN"/>
-        </w:rPr>
-        <w:t>,</w:t>
-      </w:r>
-      <w:r>
-        <w:rPr>
-          <w:rFonts w:ascii="Consolas" w:eastAsiaTheme="minorHAnsi" w:hAnsi="Consolas" w:cs="Consolas"/>
-          <w:color w:val="000000"/>
-          <w:sz w:val="19"/>
-          <w:szCs w:val="19"/>
-          <w:lang w:val="en-GB" w:bidi="ta-IN"/>
-        </w:rPr>
-        <w:t>[</w:t>
-      </w:r>
-      <w:proofErr w:type="spellStart"/>
-      <w:proofErr w:type="gramEnd"/>
-      <w:r>
-        <w:rPr>
-          <w:rFonts w:ascii="Consolas" w:eastAsiaTheme="minorHAnsi" w:hAnsi="Consolas" w:cs="Consolas"/>
-          <w:color w:val="000000"/>
-          <w:sz w:val="19"/>
-          <w:szCs w:val="19"/>
-          <w:lang w:val="en-GB" w:bidi="ta-IN"/>
-        </w:rPr>
-        <w:t>DueDate</w:t>
-      </w:r>
-      <w:proofErr w:type="spellEnd"/>
-      <w:r>
-        <w:rPr>
-          <w:rFonts w:ascii="Consolas" w:eastAsiaTheme="minorHAnsi" w:hAnsi="Consolas" w:cs="Consolas"/>
-          <w:color w:val="000000"/>
-          <w:sz w:val="19"/>
-          <w:szCs w:val="19"/>
-          <w:lang w:val="en-GB" w:bidi="ta-IN"/>
-        </w:rPr>
-        <w:t>]</w:t>
-      </w:r>
-    </w:p>
-    <w:p>
-      <w:pPr>
-        <w:widowControl/>
-        <w:adjustRightInd w:val="0"/>
-        <w:ind w:left="1800"/>
-        <w:rPr>
-          <w:rFonts w:ascii="Consolas" w:eastAsiaTheme="minorHAnsi" w:hAnsi="Consolas" w:cs="Consolas"/>
-          <w:color w:val="000000"/>
-          <w:sz w:val="19"/>
-          <w:szCs w:val="19"/>
-          <w:lang w:val="en-GB" w:bidi="ta-IN"/>
-        </w:rPr>
-      </w:pPr>
-      <w:r>
-        <w:rPr>
-          <w:rFonts w:ascii="Consolas" w:eastAsiaTheme="minorHAnsi" w:hAnsi="Consolas" w:cs="Consolas"/>
-          <w:color w:val="000000"/>
-          <w:sz w:val="19"/>
-          <w:szCs w:val="19"/>
-          <w:lang w:val="en-GB" w:bidi="ta-IN"/>
-        </w:rPr>
-        <w:t xml:space="preserve">      </w:t>
-      </w:r>
-      <w:proofErr w:type="gramStart"/>
-      <w:r>
-        <w:rPr>
-          <w:rFonts w:ascii="Consolas" w:eastAsiaTheme="minorHAnsi" w:hAnsi="Consolas" w:cs="Consolas"/>
-          <w:color w:val="808080"/>
-          <w:sz w:val="19"/>
-          <w:szCs w:val="19"/>
-          <w:lang w:val="en-GB" w:bidi="ta-IN"/>
-        </w:rPr>
-        <w:t>,</w:t>
-      </w:r>
-      <w:r>
-        <w:rPr>
-          <w:rFonts w:ascii="Consolas" w:eastAsiaTheme="minorHAnsi" w:hAnsi="Consolas" w:cs="Consolas"/>
-          <w:color w:val="000000"/>
-          <w:sz w:val="19"/>
-          <w:szCs w:val="19"/>
-          <w:lang w:val="en-GB" w:bidi="ta-IN"/>
-        </w:rPr>
-        <w:t>[</w:t>
-      </w:r>
-      <w:proofErr w:type="spellStart"/>
-      <w:proofErr w:type="gramEnd"/>
-      <w:r>
-        <w:rPr>
-          <w:rFonts w:ascii="Consolas" w:eastAsiaTheme="minorHAnsi" w:hAnsi="Consolas" w:cs="Consolas"/>
-          <w:color w:val="000000"/>
-          <w:sz w:val="19"/>
-          <w:szCs w:val="19"/>
-          <w:lang w:val="en-GB" w:bidi="ta-IN"/>
-        </w:rPr>
-        <w:t>ShipDate</w:t>
-      </w:r>
-      <w:proofErr w:type="spellEnd"/>
-      <w:r>
-        <w:rPr>
-          <w:rFonts w:ascii="Consolas" w:eastAsiaTheme="minorHAnsi" w:hAnsi="Consolas" w:cs="Consolas"/>
-          <w:color w:val="000000"/>
-          <w:sz w:val="19"/>
-          <w:szCs w:val="19"/>
-          <w:lang w:val="en-GB" w:bidi="ta-IN"/>
-        </w:rPr>
-        <w:t>]</w:t>
-      </w:r>
-    </w:p>
-    <w:p>
-      <w:pPr>
-        <w:widowControl/>
-        <w:adjustRightInd w:val="0"/>
-        <w:ind w:left="1800"/>
-        <w:rPr>
-          <w:rFonts w:ascii="Consolas" w:eastAsiaTheme="minorHAnsi" w:hAnsi="Consolas" w:cs="Consolas"/>
-          <w:color w:val="000000"/>
-          <w:sz w:val="19"/>
-          <w:szCs w:val="19"/>
-          <w:lang w:val="en-GB" w:bidi="ta-IN"/>
-        </w:rPr>
-      </w:pPr>
-      <w:r>
-        <w:rPr>
-          <w:rFonts w:ascii="Consolas" w:eastAsiaTheme="minorHAnsi" w:hAnsi="Consolas" w:cs="Consolas"/>
-          <w:color w:val="000000"/>
-          <w:sz w:val="19"/>
-          <w:szCs w:val="19"/>
-          <w:lang w:val="en-GB" w:bidi="ta-IN"/>
-        </w:rPr>
-        <w:t xml:space="preserve">      </w:t>
-      </w:r>
-      <w:proofErr w:type="gramStart"/>
-      <w:r>
-        <w:rPr>
-          <w:rFonts w:ascii="Consolas" w:eastAsiaTheme="minorHAnsi" w:hAnsi="Consolas" w:cs="Consolas"/>
-          <w:color w:val="808080"/>
-          <w:sz w:val="19"/>
-          <w:szCs w:val="19"/>
-          <w:lang w:val="en-GB" w:bidi="ta-IN"/>
-        </w:rPr>
-        <w:t>,</w:t>
-      </w:r>
-      <w:r>
-        <w:rPr>
-          <w:rFonts w:ascii="Consolas" w:eastAsiaTheme="minorHAnsi" w:hAnsi="Consolas" w:cs="Consolas"/>
-          <w:color w:val="000000"/>
-          <w:sz w:val="19"/>
-          <w:szCs w:val="19"/>
-          <w:lang w:val="en-GB" w:bidi="ta-IN"/>
-        </w:rPr>
-        <w:t>[</w:t>
-      </w:r>
-      <w:proofErr w:type="spellStart"/>
-      <w:proofErr w:type="gramEnd"/>
-      <w:r>
-        <w:rPr>
-          <w:rFonts w:ascii="Consolas" w:eastAsiaTheme="minorHAnsi" w:hAnsi="Consolas" w:cs="Consolas"/>
-          <w:color w:val="000000"/>
-          <w:sz w:val="19"/>
-          <w:szCs w:val="19"/>
-          <w:lang w:val="en-GB" w:bidi="ta-IN"/>
-        </w:rPr>
-        <w:t>ProductKey</w:t>
-      </w:r>
-      <w:proofErr w:type="spellEnd"/>
-      <w:r>
-        <w:rPr>
-          <w:rFonts w:ascii="Consolas" w:eastAsiaTheme="minorHAnsi" w:hAnsi="Consolas" w:cs="Consolas"/>
-          <w:color w:val="000000"/>
-          <w:sz w:val="19"/>
-          <w:szCs w:val="19"/>
-          <w:lang w:val="en-GB" w:bidi="ta-IN"/>
-        </w:rPr>
-        <w:t>]</w:t>
-      </w:r>
-    </w:p>
-    <w:p>
-      <w:pPr>
-        <w:widowControl/>
-        <w:adjustRightInd w:val="0"/>
-        <w:ind w:left="1800"/>
-        <w:rPr>
-          <w:rFonts w:ascii="Consolas" w:eastAsiaTheme="minorHAnsi" w:hAnsi="Consolas" w:cs="Consolas"/>
-          <w:color w:val="000000"/>
-          <w:sz w:val="19"/>
-          <w:szCs w:val="19"/>
-          <w:lang w:val="en-GB" w:bidi="ta-IN"/>
-        </w:rPr>
-      </w:pPr>
-      <w:r>
-        <w:rPr>
-          <w:rFonts w:ascii="Consolas" w:eastAsiaTheme="minorHAnsi" w:hAnsi="Consolas" w:cs="Consolas"/>
-          <w:color w:val="000000"/>
-          <w:sz w:val="19"/>
-          <w:szCs w:val="19"/>
-          <w:lang w:val="en-GB" w:bidi="ta-IN"/>
-        </w:rPr>
-        <w:t xml:space="preserve">      </w:t>
-      </w:r>
-      <w:proofErr w:type="gramStart"/>
-      <w:r>
-        <w:rPr>
-          <w:rFonts w:ascii="Consolas" w:eastAsiaTheme="minorHAnsi" w:hAnsi="Consolas" w:cs="Consolas"/>
-          <w:color w:val="808080"/>
-          <w:sz w:val="19"/>
-          <w:szCs w:val="19"/>
-          <w:lang w:val="en-GB" w:bidi="ta-IN"/>
-        </w:rPr>
-        <w:t>,</w:t>
-      </w:r>
-      <w:r>
-        <w:rPr>
-          <w:rFonts w:ascii="Consolas" w:eastAsiaTheme="minorHAnsi" w:hAnsi="Consolas" w:cs="Consolas"/>
-          <w:color w:val="000000"/>
-          <w:sz w:val="19"/>
-          <w:szCs w:val="19"/>
-          <w:lang w:val="en-GB" w:bidi="ta-IN"/>
-        </w:rPr>
-        <w:t>[</w:t>
-      </w:r>
-      <w:proofErr w:type="spellStart"/>
-      <w:proofErr w:type="gramEnd"/>
-      <w:r>
-        <w:rPr>
-          <w:rFonts w:ascii="Consolas" w:eastAsiaTheme="minorHAnsi" w:hAnsi="Consolas" w:cs="Consolas"/>
-          <w:color w:val="000000"/>
-          <w:sz w:val="19"/>
-          <w:szCs w:val="19"/>
-          <w:lang w:val="en-GB" w:bidi="ta-IN"/>
-        </w:rPr>
-        <w:t>CustomerKey</w:t>
-      </w:r>
-      <w:proofErr w:type="spellEnd"/>
-      <w:r>
-        <w:rPr>
-          <w:rFonts w:ascii="Consolas" w:eastAsiaTheme="minorHAnsi" w:hAnsi="Consolas" w:cs="Consolas"/>
-          <w:color w:val="000000"/>
-          <w:sz w:val="19"/>
-          <w:szCs w:val="19"/>
-          <w:lang w:val="en-GB" w:bidi="ta-IN"/>
-        </w:rPr>
-        <w:t>]</w:t>
-      </w:r>
-    </w:p>
-    <w:p>
-      <w:pPr>
-        <w:widowControl/>
-        <w:adjustRightInd w:val="0"/>
-        <w:ind w:left="1800"/>
-        <w:rPr>
-          <w:rFonts w:ascii="Consolas" w:eastAsiaTheme="minorHAnsi" w:hAnsi="Consolas" w:cs="Consolas"/>
-          <w:color w:val="000000"/>
-          <w:sz w:val="19"/>
-          <w:szCs w:val="19"/>
-          <w:lang w:val="en-GB" w:bidi="ta-IN"/>
-        </w:rPr>
-      </w:pPr>
-      <w:r>
-        <w:rPr>
-          <w:rFonts w:ascii="Consolas" w:eastAsiaTheme="minorHAnsi" w:hAnsi="Consolas" w:cs="Consolas"/>
-          <w:color w:val="000000"/>
-          <w:sz w:val="19"/>
-          <w:szCs w:val="19"/>
-          <w:lang w:val="en-GB" w:bidi="ta-IN"/>
-        </w:rPr>
-        <w:t xml:space="preserve">      </w:t>
-      </w:r>
-      <w:proofErr w:type="gramStart"/>
-      <w:r>
-        <w:rPr>
-          <w:rFonts w:ascii="Consolas" w:eastAsiaTheme="minorHAnsi" w:hAnsi="Consolas" w:cs="Consolas"/>
-          <w:color w:val="808080"/>
-          <w:sz w:val="19"/>
-          <w:szCs w:val="19"/>
-          <w:lang w:val="en-GB" w:bidi="ta-IN"/>
-        </w:rPr>
-        <w:t>,</w:t>
-      </w:r>
-      <w:r>
-        <w:rPr>
-          <w:rFonts w:ascii="Consolas" w:eastAsiaTheme="minorHAnsi" w:hAnsi="Consolas" w:cs="Consolas"/>
-          <w:color w:val="000000"/>
-          <w:sz w:val="19"/>
-          <w:szCs w:val="19"/>
-          <w:lang w:val="en-GB" w:bidi="ta-IN"/>
-        </w:rPr>
-        <w:t>[</w:t>
-      </w:r>
-      <w:proofErr w:type="spellStart"/>
-      <w:proofErr w:type="gramEnd"/>
-      <w:r>
-        <w:rPr>
-          <w:rFonts w:ascii="Consolas" w:eastAsiaTheme="minorHAnsi" w:hAnsi="Consolas" w:cs="Consolas"/>
-          <w:color w:val="000000"/>
-          <w:sz w:val="19"/>
-          <w:szCs w:val="19"/>
-          <w:lang w:val="en-GB" w:bidi="ta-IN"/>
-        </w:rPr>
-        <w:t>PromotionKey</w:t>
-      </w:r>
-      <w:proofErr w:type="spellEnd"/>
-      <w:r>
-        <w:rPr>
-          <w:rFonts w:ascii="Consolas" w:eastAsiaTheme="minorHAnsi" w:hAnsi="Consolas" w:cs="Consolas"/>
-          <w:color w:val="000000"/>
-          <w:sz w:val="19"/>
-          <w:szCs w:val="19"/>
-          <w:lang w:val="en-GB" w:bidi="ta-IN"/>
-        </w:rPr>
-        <w:t>]</w:t>
-      </w:r>
-    </w:p>
-    <w:p>
-      <w:pPr>
-        <w:widowControl/>
-        <w:adjustRightInd w:val="0"/>
-        <w:ind w:left="1800"/>
-        <w:rPr>
-          <w:rFonts w:ascii="Consolas" w:eastAsiaTheme="minorHAnsi" w:hAnsi="Consolas" w:cs="Consolas"/>
-          <w:color w:val="000000"/>
-          <w:sz w:val="19"/>
-          <w:szCs w:val="19"/>
-          <w:lang w:val="en-GB" w:bidi="ta-IN"/>
-        </w:rPr>
-      </w:pPr>
-      <w:r>
-        <w:rPr>
-          <w:rFonts w:ascii="Consolas" w:eastAsiaTheme="minorHAnsi" w:hAnsi="Consolas" w:cs="Consolas"/>
-          <w:color w:val="000000"/>
-          <w:sz w:val="19"/>
-          <w:szCs w:val="19"/>
-          <w:lang w:val="en-GB" w:bidi="ta-IN"/>
-        </w:rPr>
-        <w:t xml:space="preserve">      </w:t>
-      </w:r>
-      <w:proofErr w:type="gramStart"/>
-      <w:r>
-        <w:rPr>
-          <w:rFonts w:ascii="Consolas" w:eastAsiaTheme="minorHAnsi" w:hAnsi="Consolas" w:cs="Consolas"/>
-          <w:color w:val="808080"/>
-          <w:sz w:val="19"/>
-          <w:szCs w:val="19"/>
-          <w:lang w:val="en-GB" w:bidi="ta-IN"/>
-        </w:rPr>
-        <w:t>,</w:t>
-      </w:r>
-      <w:r>
-        <w:rPr>
-          <w:rFonts w:ascii="Consolas" w:eastAsiaTheme="minorHAnsi" w:hAnsi="Consolas" w:cs="Consolas"/>
-          <w:color w:val="000000"/>
-          <w:sz w:val="19"/>
-          <w:szCs w:val="19"/>
-          <w:lang w:val="en-GB" w:bidi="ta-IN"/>
-        </w:rPr>
-        <w:t>[</w:t>
-      </w:r>
-      <w:proofErr w:type="spellStart"/>
-      <w:proofErr w:type="gramEnd"/>
-      <w:r>
-        <w:rPr>
-          <w:rFonts w:ascii="Consolas" w:eastAsiaTheme="minorHAnsi" w:hAnsi="Consolas" w:cs="Consolas"/>
-          <w:color w:val="000000"/>
-          <w:sz w:val="19"/>
-          <w:szCs w:val="19"/>
-          <w:lang w:val="en-GB" w:bidi="ta-IN"/>
-        </w:rPr>
-        <w:t>CurrencyKey</w:t>
-      </w:r>
-      <w:proofErr w:type="spellEnd"/>
-      <w:r>
-        <w:rPr>
-          <w:rFonts w:ascii="Consolas" w:eastAsiaTheme="minorHAnsi" w:hAnsi="Consolas" w:cs="Consolas"/>
-          <w:color w:val="000000"/>
-          <w:sz w:val="19"/>
-          <w:szCs w:val="19"/>
-          <w:lang w:val="en-GB" w:bidi="ta-IN"/>
-        </w:rPr>
-        <w:t>]</w:t>
-      </w:r>
-    </w:p>
-    <w:p>
-      <w:pPr>
-        <w:widowControl/>
-        <w:adjustRightInd w:val="0"/>
-        <w:ind w:left="1800"/>
-        <w:rPr>
-          <w:rFonts w:ascii="Consolas" w:eastAsiaTheme="minorHAnsi" w:hAnsi="Consolas" w:cs="Consolas"/>
-          <w:color w:val="000000"/>
-          <w:sz w:val="19"/>
-          <w:szCs w:val="19"/>
-          <w:lang w:val="en-GB" w:bidi="ta-IN"/>
-        </w:rPr>
-      </w:pPr>
-      <w:r>
-        <w:rPr>
-          <w:rFonts w:ascii="Consolas" w:eastAsiaTheme="minorHAnsi" w:hAnsi="Consolas" w:cs="Consolas"/>
-          <w:color w:val="000000"/>
-          <w:sz w:val="19"/>
-          <w:szCs w:val="19"/>
-          <w:lang w:val="en-GB" w:bidi="ta-IN"/>
-        </w:rPr>
-        <w:t xml:space="preserve">      </w:t>
-      </w:r>
-      <w:proofErr w:type="gramStart"/>
-      <w:r>
-        <w:rPr>
-          <w:rFonts w:ascii="Consolas" w:eastAsiaTheme="minorHAnsi" w:hAnsi="Consolas" w:cs="Consolas"/>
-          <w:color w:val="808080"/>
-          <w:sz w:val="19"/>
-          <w:szCs w:val="19"/>
-          <w:lang w:val="en-GB" w:bidi="ta-IN"/>
-        </w:rPr>
-        <w:t>,</w:t>
-      </w:r>
-      <w:r>
-        <w:rPr>
-          <w:rFonts w:ascii="Consolas" w:eastAsiaTheme="minorHAnsi" w:hAnsi="Consolas" w:cs="Consolas"/>
-          <w:color w:val="000000"/>
-          <w:sz w:val="19"/>
-          <w:szCs w:val="19"/>
-          <w:lang w:val="en-GB" w:bidi="ta-IN"/>
-        </w:rPr>
-        <w:t>[</w:t>
-      </w:r>
-      <w:proofErr w:type="spellStart"/>
-      <w:proofErr w:type="gramEnd"/>
-      <w:r>
-        <w:rPr>
-          <w:rFonts w:ascii="Consolas" w:eastAsiaTheme="minorHAnsi" w:hAnsi="Consolas" w:cs="Consolas"/>
-          <w:color w:val="000000"/>
-          <w:sz w:val="19"/>
-          <w:szCs w:val="19"/>
-          <w:lang w:val="en-GB" w:bidi="ta-IN"/>
-        </w:rPr>
-        <w:t>SalesTerritoryKey</w:t>
-      </w:r>
-      <w:proofErr w:type="spellEnd"/>
-      <w:r>
-        <w:rPr>
-          <w:rFonts w:ascii="Consolas" w:eastAsiaTheme="minorHAnsi" w:hAnsi="Consolas" w:cs="Consolas"/>
-          <w:color w:val="000000"/>
-          <w:sz w:val="19"/>
-          <w:szCs w:val="19"/>
-          <w:lang w:val="en-GB" w:bidi="ta-IN"/>
-        </w:rPr>
-        <w:t>]</w:t>
-      </w:r>
-    </w:p>
-    <w:p>
-      <w:pPr>
-        <w:widowControl/>
-        <w:adjustRightInd w:val="0"/>
-        <w:ind w:left="1800"/>
-        <w:rPr>
-          <w:rFonts w:ascii="Consolas" w:eastAsiaTheme="minorHAnsi" w:hAnsi="Consolas" w:cs="Consolas"/>
-          <w:color w:val="000000"/>
-          <w:sz w:val="19"/>
-          <w:szCs w:val="19"/>
-          <w:lang w:val="en-GB" w:bidi="ta-IN"/>
-        </w:rPr>
-      </w:pPr>
-      <w:r>
-        <w:rPr>
-          <w:rFonts w:ascii="Consolas" w:eastAsiaTheme="minorHAnsi" w:hAnsi="Consolas" w:cs="Consolas"/>
-          <w:color w:val="000000"/>
-          <w:sz w:val="19"/>
-          <w:szCs w:val="19"/>
-          <w:lang w:val="en-GB" w:bidi="ta-IN"/>
-        </w:rPr>
-        <w:t xml:space="preserve">      </w:t>
-      </w:r>
-      <w:proofErr w:type="gramStart"/>
-      <w:r>
-        <w:rPr>
-          <w:rFonts w:ascii="Consolas" w:eastAsiaTheme="minorHAnsi" w:hAnsi="Consolas" w:cs="Consolas"/>
-          <w:color w:val="808080"/>
-          <w:sz w:val="19"/>
-          <w:szCs w:val="19"/>
-          <w:lang w:val="en-GB" w:bidi="ta-IN"/>
-        </w:rPr>
-        <w:t>,</w:t>
-      </w:r>
-      <w:r>
-        <w:rPr>
-          <w:rFonts w:ascii="Consolas" w:eastAsiaTheme="minorHAnsi" w:hAnsi="Consolas" w:cs="Consolas"/>
-          <w:color w:val="000000"/>
-          <w:sz w:val="19"/>
-          <w:szCs w:val="19"/>
-          <w:lang w:val="en-GB" w:bidi="ta-IN"/>
-        </w:rPr>
-        <w:t>[</w:t>
-      </w:r>
-      <w:proofErr w:type="spellStart"/>
-      <w:proofErr w:type="gramEnd"/>
-      <w:r>
-        <w:rPr>
-          <w:rFonts w:ascii="Consolas" w:eastAsiaTheme="minorHAnsi" w:hAnsi="Consolas" w:cs="Consolas"/>
-          <w:color w:val="000000"/>
-          <w:sz w:val="19"/>
-          <w:szCs w:val="19"/>
-          <w:lang w:val="en-GB" w:bidi="ta-IN"/>
-        </w:rPr>
-        <w:t>OrderQuantity</w:t>
-      </w:r>
-      <w:proofErr w:type="spellEnd"/>
-      <w:r>
-        <w:rPr>
-          <w:rFonts w:ascii="Consolas" w:eastAsiaTheme="minorHAnsi" w:hAnsi="Consolas" w:cs="Consolas"/>
-          <w:color w:val="000000"/>
-          <w:sz w:val="19"/>
-          <w:szCs w:val="19"/>
-          <w:lang w:val="en-GB" w:bidi="ta-IN"/>
-        </w:rPr>
-        <w:t>]</w:t>
-      </w:r>
-    </w:p>
-    <w:p>
-      <w:pPr>
-        <w:widowControl/>
-        <w:adjustRightInd w:val="0"/>
-        <w:ind w:left="1800"/>
-        <w:rPr>
-          <w:rFonts w:ascii="Consolas" w:eastAsiaTheme="minorHAnsi" w:hAnsi="Consolas" w:cs="Consolas"/>
-          <w:color w:val="000000"/>
-          <w:sz w:val="19"/>
-          <w:szCs w:val="19"/>
-          <w:lang w:val="en-GB" w:bidi="ta-IN"/>
-        </w:rPr>
-      </w:pPr>
-      <w:r>
-        <w:rPr>
-          <w:rFonts w:ascii="Consolas" w:eastAsiaTheme="minorHAnsi" w:hAnsi="Consolas" w:cs="Consolas"/>
-          <w:color w:val="000000"/>
-          <w:sz w:val="19"/>
-          <w:szCs w:val="19"/>
-          <w:lang w:val="en-GB" w:bidi="ta-IN"/>
-        </w:rPr>
-        <w:t xml:space="preserve">      </w:t>
-      </w:r>
-      <w:proofErr w:type="gramStart"/>
-      <w:r>
-        <w:rPr>
-          <w:rFonts w:ascii="Consolas" w:eastAsiaTheme="minorHAnsi" w:hAnsi="Consolas" w:cs="Consolas"/>
-          <w:color w:val="808080"/>
-          <w:sz w:val="19"/>
-          <w:szCs w:val="19"/>
-          <w:lang w:val="en-GB" w:bidi="ta-IN"/>
-        </w:rPr>
-        <w:t>,</w:t>
-      </w:r>
-      <w:r>
-        <w:rPr>
-          <w:rFonts w:ascii="Consolas" w:eastAsiaTheme="minorHAnsi" w:hAnsi="Consolas" w:cs="Consolas"/>
-          <w:color w:val="000000"/>
-          <w:sz w:val="19"/>
-          <w:szCs w:val="19"/>
-          <w:lang w:val="en-GB" w:bidi="ta-IN"/>
-        </w:rPr>
-        <w:t>[</w:t>
-      </w:r>
-      <w:proofErr w:type="spellStart"/>
-      <w:proofErr w:type="gramEnd"/>
-      <w:r>
-        <w:rPr>
-          <w:rFonts w:ascii="Consolas" w:eastAsiaTheme="minorHAnsi" w:hAnsi="Consolas" w:cs="Consolas"/>
-          <w:color w:val="000000"/>
-          <w:sz w:val="19"/>
-          <w:szCs w:val="19"/>
-          <w:lang w:val="en-GB" w:bidi="ta-IN"/>
-        </w:rPr>
-        <w:t>UnitPrice</w:t>
-      </w:r>
-      <w:proofErr w:type="spellEnd"/>
-      <w:r>
-        <w:rPr>
-          <w:rFonts w:ascii="Consolas" w:eastAsiaTheme="minorHAnsi" w:hAnsi="Consolas" w:cs="Consolas"/>
-          <w:color w:val="000000"/>
-          <w:sz w:val="19"/>
-          <w:szCs w:val="19"/>
-          <w:lang w:val="en-GB" w:bidi="ta-IN"/>
-        </w:rPr>
-        <w:t>]</w:t>
-      </w:r>
-    </w:p>
-    <w:p>
-      <w:pPr>
-        <w:widowControl/>
-        <w:adjustRightInd w:val="0"/>
-        <w:ind w:left="1800"/>
-        <w:rPr>
-          <w:rFonts w:ascii="Consolas" w:eastAsiaTheme="minorHAnsi" w:hAnsi="Consolas" w:cs="Consolas"/>
-          <w:color w:val="000000"/>
-          <w:sz w:val="19"/>
-          <w:szCs w:val="19"/>
-          <w:lang w:val="en-GB" w:bidi="ta-IN"/>
-        </w:rPr>
-      </w:pPr>
-      <w:r>
-        <w:rPr>
-          <w:rFonts w:ascii="Consolas" w:eastAsiaTheme="minorHAnsi" w:hAnsi="Consolas" w:cs="Consolas"/>
-          <w:color w:val="000000"/>
-          <w:sz w:val="19"/>
-          <w:szCs w:val="19"/>
-          <w:lang w:val="en-GB" w:bidi="ta-IN"/>
-        </w:rPr>
-        <w:t xml:space="preserve">      </w:t>
-      </w:r>
-      <w:proofErr w:type="gramStart"/>
-      <w:r>
-        <w:rPr>
-          <w:rFonts w:ascii="Consolas" w:eastAsiaTheme="minorHAnsi" w:hAnsi="Consolas" w:cs="Consolas"/>
-          <w:color w:val="808080"/>
-          <w:sz w:val="19"/>
-          <w:szCs w:val="19"/>
-          <w:lang w:val="en-GB" w:bidi="ta-IN"/>
-        </w:rPr>
-        <w:t>,</w:t>
-      </w:r>
-      <w:r>
-        <w:rPr>
-          <w:rFonts w:ascii="Consolas" w:eastAsiaTheme="minorHAnsi" w:hAnsi="Consolas" w:cs="Consolas"/>
-          <w:color w:val="000000"/>
-          <w:sz w:val="19"/>
-          <w:szCs w:val="19"/>
-          <w:lang w:val="en-GB" w:bidi="ta-IN"/>
-        </w:rPr>
-        <w:t>[</w:t>
-      </w:r>
-      <w:proofErr w:type="spellStart"/>
-      <w:proofErr w:type="gramEnd"/>
-      <w:r>
-        <w:rPr>
-          <w:rFonts w:ascii="Consolas" w:eastAsiaTheme="minorHAnsi" w:hAnsi="Consolas" w:cs="Consolas"/>
-          <w:color w:val="000000"/>
-          <w:sz w:val="19"/>
-          <w:szCs w:val="19"/>
-          <w:lang w:val="en-GB" w:bidi="ta-IN"/>
-        </w:rPr>
-        <w:t>ExtendedAmount</w:t>
-      </w:r>
-      <w:proofErr w:type="spellEnd"/>
-      <w:r>
-        <w:rPr>
-          <w:rFonts w:ascii="Consolas" w:eastAsiaTheme="minorHAnsi" w:hAnsi="Consolas" w:cs="Consolas"/>
-          <w:color w:val="000000"/>
-          <w:sz w:val="19"/>
-          <w:szCs w:val="19"/>
-          <w:lang w:val="en-GB" w:bidi="ta-IN"/>
-        </w:rPr>
-        <w:t>]</w:t>
-      </w:r>
-    </w:p>
-    <w:p>
-      <w:pPr>
-        <w:widowControl/>
-        <w:adjustRightInd w:val="0"/>
-        <w:ind w:left="1800"/>
-        <w:rPr>
-          <w:rFonts w:ascii="Consolas" w:eastAsiaTheme="minorHAnsi" w:hAnsi="Consolas" w:cs="Consolas"/>
-          <w:color w:val="000000"/>
-          <w:sz w:val="19"/>
-          <w:szCs w:val="19"/>
-          <w:lang w:val="en-GB" w:bidi="ta-IN"/>
-        </w:rPr>
-      </w:pPr>
-      <w:r>
-        <w:rPr>
-          <w:rFonts w:ascii="Consolas" w:eastAsiaTheme="minorHAnsi" w:hAnsi="Consolas" w:cs="Consolas"/>
-          <w:color w:val="000000"/>
-          <w:sz w:val="19"/>
-          <w:szCs w:val="19"/>
-          <w:lang w:val="en-GB" w:bidi="ta-IN"/>
-        </w:rPr>
-        <w:t xml:space="preserve">      </w:t>
-      </w:r>
-      <w:proofErr w:type="gramStart"/>
-      <w:r>
-        <w:rPr>
-          <w:rFonts w:ascii="Consolas" w:eastAsiaTheme="minorHAnsi" w:hAnsi="Consolas" w:cs="Consolas"/>
-          <w:color w:val="808080"/>
-          <w:sz w:val="19"/>
-          <w:szCs w:val="19"/>
-          <w:lang w:val="en-GB" w:bidi="ta-IN"/>
-        </w:rPr>
-        <w:t>,</w:t>
-      </w:r>
-      <w:r>
-        <w:rPr>
-          <w:rFonts w:ascii="Consolas" w:eastAsiaTheme="minorHAnsi" w:hAnsi="Consolas" w:cs="Consolas"/>
-          <w:color w:val="000000"/>
-          <w:sz w:val="19"/>
-          <w:szCs w:val="19"/>
-          <w:lang w:val="en-GB" w:bidi="ta-IN"/>
-        </w:rPr>
-        <w:t>[</w:t>
-      </w:r>
-      <w:proofErr w:type="spellStart"/>
-      <w:proofErr w:type="gramEnd"/>
-      <w:r>
-        <w:rPr>
-          <w:rFonts w:ascii="Consolas" w:eastAsiaTheme="minorHAnsi" w:hAnsi="Consolas" w:cs="Consolas"/>
-          <w:color w:val="000000"/>
-          <w:sz w:val="19"/>
-          <w:szCs w:val="19"/>
-          <w:lang w:val="en-GB" w:bidi="ta-IN"/>
-        </w:rPr>
-        <w:t>UnitPriceDiscountPct</w:t>
-      </w:r>
-      <w:proofErr w:type="spellEnd"/>
-      <w:r>
-        <w:rPr>
-          <w:rFonts w:ascii="Consolas" w:eastAsiaTheme="minorHAnsi" w:hAnsi="Consolas" w:cs="Consolas"/>
-          <w:color w:val="000000"/>
-          <w:sz w:val="19"/>
-          <w:szCs w:val="19"/>
-          <w:lang w:val="en-GB" w:bidi="ta-IN"/>
-        </w:rPr>
-        <w:t>]</w:t>
-      </w:r>
-    </w:p>
-    <w:p>
-      <w:pPr>
-        <w:widowControl/>
-        <w:adjustRightInd w:val="0"/>
-        <w:ind w:left="1800"/>
-        <w:rPr>
-          <w:rFonts w:ascii="Consolas" w:eastAsiaTheme="minorHAnsi" w:hAnsi="Consolas" w:cs="Consolas"/>
-          <w:color w:val="000000"/>
-          <w:sz w:val="19"/>
-          <w:szCs w:val="19"/>
-          <w:lang w:val="en-GB" w:bidi="ta-IN"/>
-        </w:rPr>
-      </w:pPr>
-      <w:r>
-        <w:rPr>
-          <w:rFonts w:ascii="Consolas" w:eastAsiaTheme="minorHAnsi" w:hAnsi="Consolas" w:cs="Consolas"/>
-          <w:color w:val="000000"/>
-          <w:sz w:val="19"/>
-          <w:szCs w:val="19"/>
-          <w:lang w:val="en-GB" w:bidi="ta-IN"/>
-        </w:rPr>
-        <w:t xml:space="preserve">      </w:t>
-      </w:r>
-      <w:proofErr w:type="gramStart"/>
-      <w:r>
-        <w:rPr>
-          <w:rFonts w:ascii="Consolas" w:eastAsiaTheme="minorHAnsi" w:hAnsi="Consolas" w:cs="Consolas"/>
-          <w:color w:val="808080"/>
-          <w:sz w:val="19"/>
-          <w:szCs w:val="19"/>
-          <w:lang w:val="en-GB" w:bidi="ta-IN"/>
-        </w:rPr>
-        <w:t>,</w:t>
-      </w:r>
-      <w:r>
-        <w:rPr>
-          <w:rFonts w:ascii="Consolas" w:eastAsiaTheme="minorHAnsi" w:hAnsi="Consolas" w:cs="Consolas"/>
-          <w:color w:val="000000"/>
-          <w:sz w:val="19"/>
-          <w:szCs w:val="19"/>
-          <w:lang w:val="en-GB" w:bidi="ta-IN"/>
-        </w:rPr>
-        <w:t>[</w:t>
-      </w:r>
-      <w:proofErr w:type="spellStart"/>
-      <w:proofErr w:type="gramEnd"/>
-      <w:r>
-        <w:rPr>
-          <w:rFonts w:ascii="Consolas" w:eastAsiaTheme="minorHAnsi" w:hAnsi="Consolas" w:cs="Consolas"/>
-          <w:color w:val="000000"/>
-          <w:sz w:val="19"/>
-          <w:szCs w:val="19"/>
-          <w:lang w:val="en-GB" w:bidi="ta-IN"/>
-        </w:rPr>
-        <w:t>DiscountAmount</w:t>
-      </w:r>
-      <w:proofErr w:type="spellEnd"/>
-      <w:r>
-        <w:rPr>
-          <w:rFonts w:ascii="Consolas" w:eastAsiaTheme="minorHAnsi" w:hAnsi="Consolas" w:cs="Consolas"/>
-          <w:color w:val="000000"/>
-          <w:sz w:val="19"/>
-          <w:szCs w:val="19"/>
-          <w:lang w:val="en-GB" w:bidi="ta-IN"/>
-        </w:rPr>
-        <w:t>]</w:t>
-      </w:r>
-    </w:p>
-    <w:p>
-      <w:pPr>
-        <w:widowControl/>
-        <w:adjustRightInd w:val="0"/>
-        <w:ind w:left="1800"/>
-        <w:rPr>
-          <w:rFonts w:ascii="Consolas" w:eastAsiaTheme="minorHAnsi" w:hAnsi="Consolas" w:cs="Consolas"/>
-          <w:color w:val="000000"/>
-          <w:sz w:val="19"/>
-          <w:szCs w:val="19"/>
-          <w:lang w:val="en-GB" w:bidi="ta-IN"/>
-        </w:rPr>
-      </w:pPr>
-      <w:r>
-        <w:rPr>
-          <w:rFonts w:ascii="Consolas" w:eastAsiaTheme="minorHAnsi" w:hAnsi="Consolas" w:cs="Consolas"/>
-          <w:color w:val="000000"/>
-          <w:sz w:val="19"/>
-          <w:szCs w:val="19"/>
-          <w:lang w:val="en-GB" w:bidi="ta-IN"/>
-        </w:rPr>
-        <w:t xml:space="preserve">      </w:t>
-      </w:r>
-      <w:proofErr w:type="gramStart"/>
-      <w:r>
-        <w:rPr>
-          <w:rFonts w:ascii="Consolas" w:eastAsiaTheme="minorHAnsi" w:hAnsi="Consolas" w:cs="Consolas"/>
-          <w:color w:val="808080"/>
-          <w:sz w:val="19"/>
-          <w:szCs w:val="19"/>
-          <w:lang w:val="en-GB" w:bidi="ta-IN"/>
-        </w:rPr>
-        <w:t>,</w:t>
-      </w:r>
-      <w:r>
-        <w:rPr>
-          <w:rFonts w:ascii="Consolas" w:eastAsiaTheme="minorHAnsi" w:hAnsi="Consolas" w:cs="Consolas"/>
-          <w:color w:val="000000"/>
-          <w:sz w:val="19"/>
-          <w:szCs w:val="19"/>
-          <w:lang w:val="en-GB" w:bidi="ta-IN"/>
-        </w:rPr>
-        <w:t>[</w:t>
-      </w:r>
-      <w:proofErr w:type="spellStart"/>
-      <w:proofErr w:type="gramEnd"/>
-      <w:r>
-        <w:rPr>
-          <w:rFonts w:ascii="Consolas" w:eastAsiaTheme="minorHAnsi" w:hAnsi="Consolas" w:cs="Consolas"/>
-          <w:color w:val="000000"/>
-          <w:sz w:val="19"/>
-          <w:szCs w:val="19"/>
-          <w:lang w:val="en-GB" w:bidi="ta-IN"/>
-        </w:rPr>
-        <w:t>ProductStandardCost</w:t>
-      </w:r>
-      <w:proofErr w:type="spellEnd"/>
-      <w:r>
-        <w:rPr>
-          <w:rFonts w:ascii="Consolas" w:eastAsiaTheme="minorHAnsi" w:hAnsi="Consolas" w:cs="Consolas"/>
-          <w:color w:val="000000"/>
-          <w:sz w:val="19"/>
-          <w:szCs w:val="19"/>
-          <w:lang w:val="en-GB" w:bidi="ta-IN"/>
-        </w:rPr>
-        <w:t>]</w:t>
-      </w:r>
-    </w:p>
-    <w:p>
-      <w:pPr>
-        <w:widowControl/>
-        <w:adjustRightInd w:val="0"/>
-        <w:ind w:left="1800"/>
-        <w:rPr>
-          <w:rFonts w:ascii="Consolas" w:eastAsiaTheme="minorHAnsi" w:hAnsi="Consolas" w:cs="Consolas"/>
-          <w:color w:val="000000"/>
-          <w:sz w:val="19"/>
-          <w:szCs w:val="19"/>
-          <w:lang w:val="en-GB" w:bidi="ta-IN"/>
-        </w:rPr>
-      </w:pPr>
-      <w:r>
-        <w:rPr>
-          <w:rFonts w:ascii="Consolas" w:eastAsiaTheme="minorHAnsi" w:hAnsi="Consolas" w:cs="Consolas"/>
-          <w:color w:val="000000"/>
-          <w:sz w:val="19"/>
-          <w:szCs w:val="19"/>
-          <w:lang w:val="en-GB" w:bidi="ta-IN"/>
-        </w:rPr>
-        <w:t xml:space="preserve">      </w:t>
-      </w:r>
-      <w:proofErr w:type="gramStart"/>
-      <w:r>
-        <w:rPr>
-          <w:rFonts w:ascii="Consolas" w:eastAsiaTheme="minorHAnsi" w:hAnsi="Consolas" w:cs="Consolas"/>
-          <w:color w:val="808080"/>
-          <w:sz w:val="19"/>
-          <w:szCs w:val="19"/>
-          <w:lang w:val="en-GB" w:bidi="ta-IN"/>
-        </w:rPr>
-        <w:t>,</w:t>
-      </w:r>
-      <w:r>
-        <w:rPr>
-          <w:rFonts w:ascii="Consolas" w:eastAsiaTheme="minorHAnsi" w:hAnsi="Consolas" w:cs="Consolas"/>
-          <w:color w:val="000000"/>
-          <w:sz w:val="19"/>
-          <w:szCs w:val="19"/>
-          <w:lang w:val="en-GB" w:bidi="ta-IN"/>
-        </w:rPr>
-        <w:t>[</w:t>
-      </w:r>
-      <w:proofErr w:type="spellStart"/>
-      <w:proofErr w:type="gramEnd"/>
-      <w:r>
-        <w:rPr>
-          <w:rFonts w:ascii="Consolas" w:eastAsiaTheme="minorHAnsi" w:hAnsi="Consolas" w:cs="Consolas"/>
-          <w:color w:val="000000"/>
-          <w:sz w:val="19"/>
-          <w:szCs w:val="19"/>
-          <w:lang w:val="en-GB" w:bidi="ta-IN"/>
-        </w:rPr>
-        <w:t>TotalProductCost</w:t>
-      </w:r>
-      <w:proofErr w:type="spellEnd"/>
-      <w:r>
-        <w:rPr>
-          <w:rFonts w:ascii="Consolas" w:eastAsiaTheme="minorHAnsi" w:hAnsi="Consolas" w:cs="Consolas"/>
-          <w:color w:val="000000"/>
-          <w:sz w:val="19"/>
-          <w:szCs w:val="19"/>
-          <w:lang w:val="en-GB" w:bidi="ta-IN"/>
-        </w:rPr>
-        <w:t>]</w:t>
-      </w:r>
-    </w:p>
-    <w:p>
-      <w:pPr>
-        <w:widowControl/>
-        <w:adjustRightInd w:val="0"/>
-        <w:ind w:left="1800"/>
-        <w:rPr>
-          <w:rFonts w:ascii="Consolas" w:eastAsiaTheme="minorHAnsi" w:hAnsi="Consolas" w:cs="Consolas"/>
-          <w:color w:val="000000"/>
-          <w:sz w:val="19"/>
-          <w:szCs w:val="19"/>
-          <w:lang w:val="en-GB" w:bidi="ta-IN"/>
-        </w:rPr>
-      </w:pPr>
-      <w:r>
-        <w:rPr>
-          <w:rFonts w:ascii="Consolas" w:eastAsiaTheme="minorHAnsi" w:hAnsi="Consolas" w:cs="Consolas"/>
-          <w:color w:val="000000"/>
-          <w:sz w:val="19"/>
-          <w:szCs w:val="19"/>
-          <w:lang w:val="en-GB" w:bidi="ta-IN"/>
-        </w:rPr>
-        <w:t xml:space="preserve">      </w:t>
-      </w:r>
-      <w:proofErr w:type="gramStart"/>
-      <w:r>
-        <w:rPr>
-          <w:rFonts w:ascii="Consolas" w:eastAsiaTheme="minorHAnsi" w:hAnsi="Consolas" w:cs="Consolas"/>
-          <w:color w:val="808080"/>
-          <w:sz w:val="19"/>
-          <w:szCs w:val="19"/>
-          <w:lang w:val="en-GB" w:bidi="ta-IN"/>
-        </w:rPr>
-        <w:t>,</w:t>
-      </w:r>
-      <w:r>
-        <w:rPr>
-          <w:rFonts w:ascii="Consolas" w:eastAsiaTheme="minorHAnsi" w:hAnsi="Consolas" w:cs="Consolas"/>
-          <w:color w:val="000000"/>
-          <w:sz w:val="19"/>
-          <w:szCs w:val="19"/>
-          <w:lang w:val="en-GB" w:bidi="ta-IN"/>
-        </w:rPr>
-        <w:t>[</w:t>
-      </w:r>
-      <w:proofErr w:type="spellStart"/>
-      <w:proofErr w:type="gramEnd"/>
-      <w:r>
-        <w:rPr>
-          <w:rFonts w:ascii="Consolas" w:eastAsiaTheme="minorHAnsi" w:hAnsi="Consolas" w:cs="Consolas"/>
-          <w:color w:val="000000"/>
-          <w:sz w:val="19"/>
-          <w:szCs w:val="19"/>
-          <w:lang w:val="en-GB" w:bidi="ta-IN"/>
-        </w:rPr>
-        <w:t>SalesAmount</w:t>
-      </w:r>
-      <w:proofErr w:type="spellEnd"/>
-      <w:r>
-        <w:rPr>
-          <w:rFonts w:ascii="Consolas" w:eastAsiaTheme="minorHAnsi" w:hAnsi="Consolas" w:cs="Consolas"/>
-          <w:color w:val="000000"/>
-          <w:sz w:val="19"/>
-          <w:szCs w:val="19"/>
-          <w:lang w:val="en-GB" w:bidi="ta-IN"/>
-        </w:rPr>
-        <w:t>]</w:t>
-      </w:r>
-    </w:p>
-    <w:p>
-      <w:pPr>
-        <w:widowControl/>
-        <w:adjustRightInd w:val="0"/>
-        <w:ind w:left="1800"/>
-        <w:rPr>
-          <w:rFonts w:ascii="Consolas" w:eastAsiaTheme="minorHAnsi" w:hAnsi="Consolas" w:cs="Consolas"/>
-          <w:color w:val="000000"/>
-          <w:sz w:val="19"/>
-          <w:szCs w:val="19"/>
-          <w:lang w:val="en-GB" w:bidi="ta-IN"/>
-        </w:rPr>
-      </w:pPr>
-      <w:r>
-        <w:rPr>
-          <w:rFonts w:ascii="Consolas" w:eastAsiaTheme="minorHAnsi" w:hAnsi="Consolas" w:cs="Consolas"/>
-          <w:color w:val="000000"/>
-          <w:sz w:val="19"/>
-          <w:szCs w:val="19"/>
-          <w:lang w:val="en-GB" w:bidi="ta-IN"/>
-        </w:rPr>
-        <w:t xml:space="preserve">      </w:t>
-      </w:r>
-      <w:proofErr w:type="gramStart"/>
-      <w:r>
-        <w:rPr>
-          <w:rFonts w:ascii="Consolas" w:eastAsiaTheme="minorHAnsi" w:hAnsi="Consolas" w:cs="Consolas"/>
-          <w:color w:val="808080"/>
-          <w:sz w:val="19"/>
-          <w:szCs w:val="19"/>
-          <w:lang w:val="en-GB" w:bidi="ta-IN"/>
-        </w:rPr>
-        <w:t>,</w:t>
-      </w:r>
-      <w:r>
-        <w:rPr>
-          <w:rFonts w:ascii="Consolas" w:eastAsiaTheme="minorHAnsi" w:hAnsi="Consolas" w:cs="Consolas"/>
-          <w:color w:val="000000"/>
-          <w:sz w:val="19"/>
-          <w:szCs w:val="19"/>
-          <w:lang w:val="en-GB" w:bidi="ta-IN"/>
-        </w:rPr>
-        <w:t>[</w:t>
-      </w:r>
-      <w:proofErr w:type="spellStart"/>
-      <w:proofErr w:type="gramEnd"/>
-      <w:r>
-        <w:rPr>
-          <w:rFonts w:ascii="Consolas" w:eastAsiaTheme="minorHAnsi" w:hAnsi="Consolas" w:cs="Consolas"/>
-          <w:color w:val="000000"/>
-          <w:sz w:val="19"/>
-          <w:szCs w:val="19"/>
-          <w:lang w:val="en-GB" w:bidi="ta-IN"/>
-        </w:rPr>
-        <w:t>TaxAmt</w:t>
-      </w:r>
-      <w:proofErr w:type="spellEnd"/>
-      <w:r>
-        <w:rPr>
-          <w:rFonts w:ascii="Consolas" w:eastAsiaTheme="minorHAnsi" w:hAnsi="Consolas" w:cs="Consolas"/>
-          <w:color w:val="000000"/>
-          <w:sz w:val="19"/>
-          <w:szCs w:val="19"/>
-          <w:lang w:val="en-GB" w:bidi="ta-IN"/>
-        </w:rPr>
-        <w:t>]</w:t>
-      </w:r>
-    </w:p>
-    <w:p>
-      <w:pPr>
-        <w:widowControl/>
-        <w:adjustRightInd w:val="0"/>
-        <w:ind w:left="1800"/>
-        <w:rPr>
-          <w:rFonts w:ascii="Consolas" w:eastAsiaTheme="minorHAnsi" w:hAnsi="Consolas" w:cs="Consolas"/>
-          <w:color w:val="000000"/>
-          <w:sz w:val="19"/>
-          <w:szCs w:val="19"/>
-          <w:lang w:val="en-GB" w:bidi="ta-IN"/>
-        </w:rPr>
-      </w:pPr>
-      <w:r>
-        <w:rPr>
-          <w:rFonts w:ascii="Consolas" w:eastAsiaTheme="minorHAnsi" w:hAnsi="Consolas" w:cs="Consolas"/>
-          <w:color w:val="000000"/>
-          <w:sz w:val="19"/>
-          <w:szCs w:val="19"/>
-          <w:lang w:val="en-GB" w:bidi="ta-IN"/>
-        </w:rPr>
-        <w:t xml:space="preserve">      </w:t>
-      </w:r>
-      <w:proofErr w:type="gramStart"/>
-      <w:r>
-        <w:rPr>
-          <w:rFonts w:ascii="Consolas" w:eastAsiaTheme="minorHAnsi" w:hAnsi="Consolas" w:cs="Consolas"/>
-          <w:color w:val="808080"/>
-          <w:sz w:val="19"/>
-          <w:szCs w:val="19"/>
-          <w:lang w:val="en-GB" w:bidi="ta-IN"/>
-        </w:rPr>
-        <w:t>,</w:t>
-      </w:r>
-      <w:r>
-        <w:rPr>
-          <w:rFonts w:ascii="Consolas" w:eastAsiaTheme="minorHAnsi" w:hAnsi="Consolas" w:cs="Consolas"/>
-          <w:color w:val="000000"/>
-          <w:sz w:val="19"/>
-          <w:szCs w:val="19"/>
-          <w:lang w:val="en-GB" w:bidi="ta-IN"/>
-        </w:rPr>
-        <w:t>[</w:t>
-      </w:r>
-      <w:proofErr w:type="gramEnd"/>
-      <w:r>
-        <w:rPr>
-          <w:rFonts w:ascii="Consolas" w:eastAsiaTheme="minorHAnsi" w:hAnsi="Consolas" w:cs="Consolas"/>
-          <w:color w:val="000000"/>
-          <w:sz w:val="19"/>
-          <w:szCs w:val="19"/>
-          <w:lang w:val="en-GB" w:bidi="ta-IN"/>
-        </w:rPr>
-        <w:t>Freight]</w:t>
-      </w:r>
-    </w:p>
-    <w:p>
-      <w:pPr>
-        <w:widowControl/>
-        <w:adjustRightInd w:val="0"/>
-        <w:ind w:left="1800"/>
-        <w:rPr>
-          <w:rFonts w:ascii="Consolas" w:eastAsiaTheme="minorHAnsi" w:hAnsi="Consolas" w:cs="Consolas"/>
-          <w:color w:val="000000"/>
-          <w:sz w:val="19"/>
-          <w:szCs w:val="19"/>
-          <w:lang w:val="en-GB" w:bidi="ta-IN"/>
-        </w:rPr>
-      </w:pPr>
-      <w:r>
-        <w:rPr>
-          <w:rFonts w:ascii="Consolas" w:eastAsiaTheme="minorHAnsi" w:hAnsi="Consolas" w:cs="Consolas"/>
-          <w:color w:val="000000"/>
-          <w:sz w:val="19"/>
-          <w:szCs w:val="19"/>
-          <w:lang w:val="en-GB" w:bidi="ta-IN"/>
-        </w:rPr>
-        <w:t xml:space="preserve">      </w:t>
-      </w:r>
-      <w:proofErr w:type="gramStart"/>
-      <w:r>
-        <w:rPr>
-          <w:rFonts w:ascii="Consolas" w:eastAsiaTheme="minorHAnsi" w:hAnsi="Consolas" w:cs="Consolas"/>
-          <w:color w:val="808080"/>
-          <w:sz w:val="19"/>
-          <w:szCs w:val="19"/>
-          <w:lang w:val="en-GB" w:bidi="ta-IN"/>
-        </w:rPr>
-        <w:t>,</w:t>
-      </w:r>
-      <w:r>
-        <w:rPr>
-          <w:rFonts w:ascii="Consolas" w:eastAsiaTheme="minorHAnsi" w:hAnsi="Consolas" w:cs="Consolas"/>
-          <w:color w:val="000000"/>
-          <w:sz w:val="19"/>
-          <w:szCs w:val="19"/>
-          <w:lang w:val="en-GB" w:bidi="ta-IN"/>
-        </w:rPr>
-        <w:t>[</w:t>
-      </w:r>
-      <w:proofErr w:type="spellStart"/>
-      <w:proofErr w:type="gramEnd"/>
-      <w:r>
-        <w:rPr>
-          <w:rFonts w:ascii="Consolas" w:eastAsiaTheme="minorHAnsi" w:hAnsi="Consolas" w:cs="Consolas"/>
-          <w:color w:val="000000"/>
-          <w:sz w:val="19"/>
-          <w:szCs w:val="19"/>
-          <w:lang w:val="en-GB" w:bidi="ta-IN"/>
-        </w:rPr>
-        <w:t>CarrierTrackingNumber</w:t>
-      </w:r>
-      <w:proofErr w:type="spellEnd"/>
-      <w:r>
-        <w:rPr>
-          <w:rFonts w:ascii="Consolas" w:eastAsiaTheme="minorHAnsi" w:hAnsi="Consolas" w:cs="Consolas"/>
-          <w:color w:val="000000"/>
-          <w:sz w:val="19"/>
-          <w:szCs w:val="19"/>
-          <w:lang w:val="en-GB" w:bidi="ta-IN"/>
-        </w:rPr>
-        <w:t>]</w:t>
-      </w:r>
-    </w:p>
-    <w:p>
-      <w:pPr>
-        <w:widowControl/>
-        <w:adjustRightInd w:val="0"/>
-        <w:ind w:left="1800"/>
-        <w:rPr>
-          <w:rFonts w:ascii="Consolas" w:eastAsiaTheme="minorHAnsi" w:hAnsi="Consolas" w:cs="Consolas"/>
-          <w:color w:val="000000"/>
-          <w:sz w:val="19"/>
-          <w:szCs w:val="19"/>
-          <w:lang w:val="en-GB" w:bidi="ta-IN"/>
-        </w:rPr>
-      </w:pPr>
-      <w:r>
-        <w:rPr>
-          <w:rFonts w:ascii="Consolas" w:eastAsiaTheme="minorHAnsi" w:hAnsi="Consolas" w:cs="Consolas"/>
-          <w:color w:val="000000"/>
-          <w:sz w:val="19"/>
-          <w:szCs w:val="19"/>
-          <w:lang w:val="en-GB" w:bidi="ta-IN"/>
-        </w:rPr>
-        <w:t xml:space="preserve">      </w:t>
-      </w:r>
-      <w:proofErr w:type="gramStart"/>
-      <w:r>
-        <w:rPr>
-          <w:rFonts w:ascii="Consolas" w:eastAsiaTheme="minorHAnsi" w:hAnsi="Consolas" w:cs="Consolas"/>
-          <w:color w:val="808080"/>
-          <w:sz w:val="19"/>
-          <w:szCs w:val="19"/>
-          <w:lang w:val="en-GB" w:bidi="ta-IN"/>
-        </w:rPr>
-        <w:t>,</w:t>
-      </w:r>
-      <w:r>
-        <w:rPr>
-          <w:rFonts w:ascii="Consolas" w:eastAsiaTheme="minorHAnsi" w:hAnsi="Consolas" w:cs="Consolas"/>
-          <w:color w:val="000000"/>
-          <w:sz w:val="19"/>
-          <w:szCs w:val="19"/>
-          <w:lang w:val="en-GB" w:bidi="ta-IN"/>
-        </w:rPr>
-        <w:t>[</w:t>
-      </w:r>
-      <w:proofErr w:type="spellStart"/>
-      <w:proofErr w:type="gramEnd"/>
-      <w:r>
-        <w:rPr>
-          <w:rFonts w:ascii="Consolas" w:eastAsiaTheme="minorHAnsi" w:hAnsi="Consolas" w:cs="Consolas"/>
-          <w:color w:val="000000"/>
-          <w:sz w:val="19"/>
-          <w:szCs w:val="19"/>
-          <w:lang w:val="en-GB" w:bidi="ta-IN"/>
-        </w:rPr>
-        <w:t>CustomerPONumber</w:t>
-      </w:r>
-      <w:proofErr w:type="spellEnd"/>
-      <w:r>
-        <w:rPr>
-          <w:rFonts w:ascii="Consolas" w:eastAsiaTheme="minorHAnsi" w:hAnsi="Consolas" w:cs="Consolas"/>
-          <w:color w:val="000000"/>
-          <w:sz w:val="19"/>
-          <w:szCs w:val="19"/>
-          <w:lang w:val="en-GB" w:bidi="ta-IN"/>
-        </w:rPr>
-        <w:t>]</w:t>
-      </w:r>
-    </w:p>
-    <w:p>
-      <w:pPr>
-        <w:pStyle w:val="BodyText"/>
-        <w:spacing w:before="120" w:after="120" w:line="312" w:lineRule="auto"/>
-        <w:ind w:left="1800" w:right="1134"/>
-        <w:jc w:val="both"/>
-        <w:rPr>
-          <w:rFonts w:ascii="Consolas" w:eastAsiaTheme="minorHAnsi" w:hAnsi="Consolas" w:cs="Consolas"/>
-          <w:color w:val="000000"/>
-          <w:sz w:val="19"/>
-          <w:szCs w:val="19"/>
-          <w:lang w:val="en-GB" w:bidi="ta-IN"/>
-        </w:rPr>
-      </w:pPr>
-      <w:r>
-        <w:rPr>
-          <w:rFonts w:ascii="Consolas" w:eastAsiaTheme="minorHAnsi" w:hAnsi="Consolas" w:cs="Consolas"/>
-          <w:color w:val="000000"/>
-          <w:sz w:val="19"/>
-          <w:szCs w:val="19"/>
-          <w:lang w:val="en-GB" w:bidi="ta-IN"/>
-        </w:rPr>
-        <w:t xml:space="preserve">  </w:t>
-      </w:r>
-      <w:r>
-        <w:rPr>
-          <w:rFonts w:ascii="Consolas" w:eastAsiaTheme="minorHAnsi" w:hAnsi="Consolas" w:cs="Consolas"/>
-          <w:color w:val="0000FF"/>
-          <w:sz w:val="19"/>
-          <w:szCs w:val="19"/>
-          <w:lang w:val="en-GB" w:bidi="ta-IN"/>
-        </w:rPr>
-        <w:t>FROM</w:t>
-      </w:r>
-      <w:r>
-        <w:rPr>
-          <w:rFonts w:ascii="Consolas" w:eastAsiaTheme="minorHAnsi" w:hAnsi="Consolas" w:cs="Consolas"/>
-          <w:color w:val="000000"/>
-          <w:sz w:val="19"/>
-          <w:szCs w:val="19"/>
-          <w:lang w:val="en-GB" w:bidi="ta-IN"/>
-        </w:rPr>
-        <w:t xml:space="preserve"> [AdventureWorksDW2020</w:t>
-      </w:r>
-      <w:proofErr w:type="gramStart"/>
-      <w:r>
-        <w:rPr>
-          <w:rFonts w:ascii="Consolas" w:eastAsiaTheme="minorHAnsi" w:hAnsi="Consolas" w:cs="Consolas"/>
-          <w:color w:val="000000"/>
-          <w:sz w:val="19"/>
-          <w:szCs w:val="19"/>
-          <w:lang w:val="en-GB" w:bidi="ta-IN"/>
-        </w:rPr>
-        <w:t>]</w:t>
-      </w:r>
-      <w:r>
-        <w:rPr>
-          <w:rFonts w:ascii="Consolas" w:eastAsiaTheme="minorHAnsi" w:hAnsi="Consolas" w:cs="Consolas"/>
-          <w:color w:val="808080"/>
-          <w:sz w:val="19"/>
-          <w:szCs w:val="19"/>
-          <w:lang w:val="en-GB" w:bidi="ta-IN"/>
-        </w:rPr>
-        <w:t>.</w:t>
-      </w:r>
-      <w:r>
-        <w:rPr>
-          <w:rFonts w:ascii="Consolas" w:eastAsiaTheme="minorHAnsi" w:hAnsi="Consolas" w:cs="Consolas"/>
-          <w:color w:val="000000"/>
-          <w:sz w:val="19"/>
-          <w:szCs w:val="19"/>
-          <w:lang w:val="en-GB" w:bidi="ta-IN"/>
-        </w:rPr>
-        <w:t>[</w:t>
-      </w:r>
-      <w:proofErr w:type="spellStart"/>
-      <w:proofErr w:type="gramEnd"/>
-      <w:r>
-        <w:rPr>
-          <w:rFonts w:ascii="Consolas" w:eastAsiaTheme="minorHAnsi" w:hAnsi="Consolas" w:cs="Consolas"/>
-          <w:color w:val="000000"/>
-          <w:sz w:val="19"/>
-          <w:szCs w:val="19"/>
-          <w:lang w:val="en-GB" w:bidi="ta-IN"/>
-        </w:rPr>
-        <w:t>dbo</w:t>
-      </w:r>
-      <w:proofErr w:type="spellEnd"/>
-      <w:proofErr w:type="gramStart"/>
-      <w:r>
-        <w:rPr>
-          <w:rFonts w:ascii="Consolas" w:eastAsiaTheme="minorHAnsi" w:hAnsi="Consolas" w:cs="Consolas"/>
-          <w:color w:val="000000"/>
-          <w:sz w:val="19"/>
-          <w:szCs w:val="19"/>
-          <w:lang w:val="en-GB" w:bidi="ta-IN"/>
-        </w:rPr>
-        <w:t>]</w:t>
-      </w:r>
-      <w:r>
-        <w:rPr>
-          <w:rFonts w:ascii="Consolas" w:eastAsiaTheme="minorHAnsi" w:hAnsi="Consolas" w:cs="Consolas"/>
-          <w:color w:val="808080"/>
-          <w:sz w:val="19"/>
-          <w:szCs w:val="19"/>
-          <w:lang w:val="en-GB" w:bidi="ta-IN"/>
-        </w:rPr>
-        <w:t>.</w:t>
-      </w:r>
-      <w:r>
-        <w:rPr>
-          <w:rFonts w:ascii="Consolas" w:eastAsiaTheme="minorHAnsi" w:hAnsi="Consolas" w:cs="Consolas"/>
-          <w:color w:val="000000"/>
-          <w:sz w:val="19"/>
-          <w:szCs w:val="19"/>
-          <w:lang w:val="en-GB" w:bidi="ta-IN"/>
-        </w:rPr>
-        <w:t>[</w:t>
-      </w:r>
-      <w:proofErr w:type="spellStart"/>
-      <w:proofErr w:type="gramEnd"/>
-      <w:r>
-        <w:rPr>
-          <w:rFonts w:ascii="Consolas" w:eastAsiaTheme="minorHAnsi" w:hAnsi="Consolas" w:cs="Consolas"/>
-          <w:color w:val="000000"/>
-          <w:sz w:val="19"/>
-          <w:szCs w:val="19"/>
-          <w:lang w:val="en-GB" w:bidi="ta-IN"/>
-        </w:rPr>
-        <w:t>FactInternetSales</w:t>
-      </w:r>
-      <w:proofErr w:type="spellEnd"/>
-      <w:r>
-        <w:rPr>
-          <w:rFonts w:ascii="Consolas" w:eastAsiaTheme="minorHAnsi" w:hAnsi="Consolas" w:cs="Consolas"/>
-          <w:color w:val="000000"/>
-          <w:sz w:val="19"/>
-          <w:szCs w:val="19"/>
-          <w:lang w:val="en-GB" w:bidi="ta-IN"/>
-        </w:rPr>
-        <w:t xml:space="preserve">] </w:t>
-      </w:r>
-      <w:r>
-        <w:rPr>
-          <w:rFonts w:ascii="Consolas" w:eastAsiaTheme="minorHAnsi" w:hAnsi="Consolas" w:cs="Consolas"/>
-          <w:color w:val="0000FF"/>
-          <w:sz w:val="19"/>
-          <w:szCs w:val="19"/>
-          <w:lang w:val="en-GB" w:bidi="ta-IN"/>
-        </w:rPr>
-        <w:t>WHERE</w:t>
-      </w:r>
-      <w:r>
-        <w:rPr>
-          <w:rFonts w:ascii="Consolas" w:eastAsiaTheme="minorHAnsi" w:hAnsi="Consolas" w:cs="Consolas"/>
-          <w:color w:val="000000"/>
-          <w:sz w:val="19"/>
-          <w:szCs w:val="19"/>
-          <w:lang w:val="en-GB" w:bidi="ta-IN"/>
-        </w:rPr>
-        <w:t xml:space="preserve"> [</w:t>
-      </w:r>
-      <w:proofErr w:type="spellStart"/>
-      <w:r>
-        <w:rPr>
-          <w:rFonts w:ascii="Consolas" w:eastAsiaTheme="minorHAnsi" w:hAnsi="Consolas" w:cs="Consolas"/>
-          <w:color w:val="000000"/>
-          <w:sz w:val="19"/>
-          <w:szCs w:val="19"/>
-          <w:lang w:val="en-GB" w:bidi="ta-IN"/>
-        </w:rPr>
-        <w:t>ProductKey</w:t>
-      </w:r>
-      <w:proofErr w:type="spellEnd"/>
-      <w:r>
-        <w:rPr>
-          <w:rFonts w:ascii="Consolas" w:eastAsiaTheme="minorHAnsi" w:hAnsi="Consolas" w:cs="Consolas"/>
-          <w:color w:val="000000"/>
-          <w:sz w:val="19"/>
-          <w:szCs w:val="19"/>
-          <w:lang w:val="en-GB" w:bidi="ta-IN"/>
-        </w:rPr>
-        <w:t xml:space="preserve">] </w:t>
-      </w:r>
-      <w:r>
-        <w:rPr>
-          <w:rFonts w:ascii="Consolas" w:eastAsiaTheme="minorHAnsi" w:hAnsi="Consolas" w:cs="Consolas"/>
-          <w:color w:val="808080"/>
-          <w:sz w:val="19"/>
-          <w:szCs w:val="19"/>
-          <w:lang w:val="en-GB" w:bidi="ta-IN"/>
-        </w:rPr>
-        <w:t>=</w:t>
-      </w:r>
-      <w:r>
-        <w:rPr>
-          <w:rFonts w:ascii="Consolas" w:eastAsiaTheme="minorHAnsi" w:hAnsi="Consolas" w:cs="Consolas"/>
-          <w:color w:val="000000"/>
-          <w:sz w:val="19"/>
-          <w:szCs w:val="19"/>
-          <w:lang w:val="en-GB" w:bidi="ta-IN"/>
-        </w:rPr>
-        <w:t xml:space="preserve"> 310</w:t>
-      </w:r>
-    </w:p>
-    <w:p>
-      <w:pPr>
-        <w:pStyle w:val="BodyText"/>
-        <w:spacing w:before="120" w:after="120" w:line="312" w:lineRule="auto"/>
-        <w:ind w:left="1800" w:right="1134"/>
-        <w:jc w:val="both"/>
-        <w:rPr>
-          <w:sz w:val="20"/>
-        </w:rPr>
-      </w:pPr>
-    </w:p>
-    <w:p>
-      <w:pPr>
-        <w:pStyle w:val="BodyText"/>
-        <w:numPr>
-          <w:ilvl w:val="0"/>
-          <w:numId w:val="15"/>
-        </w:numPr>
-        <w:spacing w:before="120" w:after="120" w:line="312" w:lineRule="auto"/>
-        <w:ind w:right="1134"/>
-        <w:jc w:val="both"/>
-        <w:rPr>
-          <w:sz w:val="20"/>
-        </w:rPr>
-      </w:pPr>
-      <w:r>
-        <w:rPr>
-          <w:sz w:val="20"/>
-        </w:rPr>
-        <w:t>Click connect and click Transform Data</w:t>
-      </w:r>
-    </w:p>
-    <w:p>
-      <w:pPr>
-        <w:pStyle w:val="BodyText"/>
-        <w:numPr>
-          <w:ilvl w:val="0"/>
-          <w:numId w:val="15"/>
-        </w:numPr>
-        <w:spacing w:before="120" w:after="120" w:line="312" w:lineRule="auto"/>
-        <w:ind w:right="1134"/>
-        <w:jc w:val="both"/>
-        <w:rPr>
-          <w:sz w:val="20"/>
-        </w:rPr>
-      </w:pPr>
-      <w:r>
-        <w:rPr>
-          <w:sz w:val="20"/>
-        </w:rPr>
-        <w:t>Create Parameter</w:t>
-      </w:r>
-    </w:p>
-    <w:p>
-      <w:pPr>
-        <w:pStyle w:val="BodyText"/>
-        <w:spacing w:before="120" w:after="120" w:line="312" w:lineRule="auto"/>
-        <w:ind w:left="2160" w:right="1134"/>
-        <w:jc w:val="both"/>
-        <w:rPr>
-          <w:sz w:val="20"/>
-        </w:rPr>
-      </w:pPr>
-      <w:r>
-        <w:rPr>
-          <w:noProof/>
-          <w:sz w:val="20"/>
-        </w:rPr>
-        <w:lastRenderedPageBreak/>
-        <w:drawing>
-          <wp:inline distT="0" distB="0" distL="0" distR="0" wp14:anchorId="5C05C316" wp14:editId="7F726B51">
-            <wp:extent cx="1447800" cy="1310640"/>
-            <wp:effectExtent l="0" t="0" r="0" b="0"/>
-            <wp:docPr id="32" name="Picture 32"/>
-            <wp:cNvGraphicFramePr>
-              <a:graphicFrameLocks xmlns:a="http://schemas.openxmlformats.org/drawingml/2006/main" noChangeAspect="1"/>
-            </wp:cNvGraphicFramePr>
-            <a:graphic xmlns:a="http://schemas.openxmlformats.org/drawingml/2006/main">
-              <a:graphicData uri="http://schemas.openxmlformats.org/drawingml/2006/picture">
-                <pic:pic xmlns:pic="http://schemas.openxmlformats.org/drawingml/2006/picture">
-                  <pic:nvPicPr>
-                    <pic:cNvPr id="0" name="Picture 8"/>
-                    <pic:cNvPicPr>
-                      <a:picLocks noChangeAspect="1" noChangeArrowheads="1"/>
-                    </pic:cNvPicPr>
-                  </pic:nvPicPr>
-                  <pic:blipFill>
-                    <a:blip r:embed="rId25">
-                      <a:extLst>
-                        <a:ext uri="{28A0092B-C50C-407E-A947-70E740481C1C}">
-                          <a14:useLocalDpi xmlns:a14="http://schemas.microsoft.com/office/drawing/2010/main" val="0"/>
-                        </a:ext>
-                      </a:extLst>
-                    </a:blip>
-                    <a:srcRect/>
-                    <a:stretch>
-                      <a:fillRect/>
-                    </a:stretch>
-                  </pic:blipFill>
-                  <pic:spPr bwMode="auto">
-                    <a:xfrm>
-                      <a:off x="0" y="0"/>
-                      <a:ext cx="1447800" cy="1310640"/>
-                    </a:xfrm>
-                    <a:prstGeom prst="rect">
-                      <a:avLst/>
-                    </a:prstGeom>
-                    <a:noFill/>
-                    <a:ln>
-                      <a:noFill/>
-                    </a:ln>
-                  </pic:spPr>
-                </pic:pic>
-              </a:graphicData>
-            </a:graphic>
-          </wp:inline>
-        </w:drawing>
-      </w:r>
-    </w:p>
-    <w:p>
-      <w:pPr>
-        <w:pStyle w:val="BodyText"/>
-        <w:numPr>
-          <w:ilvl w:val="0"/>
-          <w:numId w:val="15"/>
-        </w:numPr>
-        <w:spacing w:before="120" w:after="120" w:line="312" w:lineRule="auto"/>
-        <w:ind w:right="1134"/>
-        <w:jc w:val="both"/>
-        <w:rPr>
-          <w:sz w:val="20"/>
-        </w:rPr>
-      </w:pPr>
-      <w:r>
-        <w:rPr>
-          <w:sz w:val="20"/>
-        </w:rPr>
-        <w:t>Parameter name – Param</w:t>
-      </w:r>
-      <w:proofErr w:type="spellStart"/>
-      <w:r>
-        <w:rPr>
-          <w:rFonts w:ascii="Consolas" w:eastAsiaTheme="minorHAnsi" w:hAnsi="Consolas" w:cs="Consolas"/>
-          <w:color w:val="000000"/>
-          <w:sz w:val="19"/>
-          <w:szCs w:val="19"/>
-          <w:lang w:val="en-GB" w:bidi="ta-IN"/>
-        </w:rPr>
-        <w:t>ProductKey</w:t>
-      </w:r>
-      <w:proofErr w:type="spellEnd"/>
-    </w:p>
-    <w:p>
-      <w:pPr>
-        <w:pStyle w:val="BodyText"/>
-        <w:spacing w:before="120" w:after="120" w:line="312" w:lineRule="auto"/>
-        <w:ind w:left="2160" w:right="1134"/>
-        <w:jc w:val="both"/>
-        <w:rPr>
-          <w:sz w:val="20"/>
-        </w:rPr>
-      </w:pPr>
-      <w:r>
-        <w:rPr>
-          <w:noProof/>
-        </w:rPr>
-        <w:drawing>
-          <wp:inline distT="0" distB="0" distL="0" distR="0" wp14:anchorId="6E353755" wp14:editId="28A9C6B0">
-            <wp:extent cx="3590925" cy="3887380"/>
-            <wp:effectExtent l="0" t="0" r="0" b="0"/>
-            <wp:docPr id="35" name="Picture 35"/>
-            <wp:cNvGraphicFramePr>
-              <a:graphicFrameLocks xmlns:a="http://schemas.openxmlformats.org/drawingml/2006/main" noChangeAspect="1"/>
-            </wp:cNvGraphicFramePr>
-            <a:graphic xmlns:a="http://schemas.openxmlformats.org/drawingml/2006/main">
-              <a:graphicData uri="http://schemas.openxmlformats.org/drawingml/2006/picture">
-                <pic:pic xmlns:pic="http://schemas.openxmlformats.org/drawingml/2006/picture">
-                  <pic:nvPicPr>
-                    <pic:cNvPr id="1" name=""/>
-                    <pic:cNvPicPr/>
-                  </pic:nvPicPr>
-                  <pic:blipFill>
-                    <a:blip r:embed="rId26"/>
-                    <a:stretch>
-                      <a:fillRect/>
-                    </a:stretch>
-                  </pic:blipFill>
-                  <pic:spPr>
-                    <a:xfrm>
-                      <a:off x="0" y="0"/>
-                      <a:ext cx="3599887" cy="3897082"/>
-                    </a:xfrm>
-                    <a:prstGeom prst="rect">
-                      <a:avLst/>
-                    </a:prstGeom>
-                  </pic:spPr>
-                </pic:pic>
-              </a:graphicData>
-            </a:graphic>
-          </wp:inline>
-        </w:drawing>
-      </w:r>
-    </w:p>
-    <w:p>
-      <w:pPr>
-        <w:pStyle w:val="BodyText"/>
-        <w:spacing w:before="120" w:after="120" w:line="312" w:lineRule="auto"/>
-        <w:ind w:left="1440" w:right="1134"/>
-        <w:jc w:val="both"/>
-        <w:rPr>
-          <w:rFonts w:ascii="Consolas" w:eastAsiaTheme="minorHAnsi" w:hAnsi="Consolas" w:cs="Consolas"/>
-          <w:color w:val="000000"/>
-          <w:sz w:val="19"/>
-          <w:szCs w:val="19"/>
-          <w:lang w:val="en-GB" w:bidi="ta-IN"/>
-        </w:rPr>
-      </w:pPr>
-    </w:p>
-    <w:p>
-      <w:pPr>
-        <w:pStyle w:val="BodyText"/>
-        <w:spacing w:before="120" w:after="120" w:line="312" w:lineRule="auto"/>
-        <w:ind w:left="1440" w:right="1134"/>
-        <w:jc w:val="both"/>
-        <w:rPr>
-          <w:rFonts w:ascii="Consolas" w:eastAsiaTheme="minorHAnsi" w:hAnsi="Consolas" w:cs="Consolas"/>
-          <w:color w:val="000000"/>
-          <w:sz w:val="19"/>
-          <w:szCs w:val="19"/>
-          <w:lang w:val="en-GB" w:bidi="ta-IN"/>
-        </w:rPr>
-      </w:pPr>
-      <w:r>
-        <w:rPr>
-          <w:rFonts w:ascii="Consolas" w:eastAsiaTheme="minorHAnsi" w:hAnsi="Consolas" w:cs="Consolas"/>
-          <w:color w:val="000000"/>
-          <w:sz w:val="19"/>
-          <w:szCs w:val="19"/>
-          <w:lang w:val="en-GB" w:bidi="ta-IN"/>
-        </w:rPr>
-        <w:t xml:space="preserve">Update the Query with Parameter </w:t>
-      </w:r>
-      <w:r>
-        <w:rPr>
-          <w:rFonts w:ascii="Consolas" w:eastAsiaTheme="minorHAnsi" w:hAnsi="Consolas" w:cs="Consolas"/>
-          <w:b/>
-          <w:bCs/>
-          <w:color w:val="000000"/>
-          <w:sz w:val="19"/>
-          <w:szCs w:val="19"/>
-          <w:lang w:val="en-GB" w:bidi="ta-IN"/>
-        </w:rPr>
-        <w:t>&amp;</w:t>
-      </w:r>
-      <w:r>
-        <w:rPr>
-          <w:b/>
-          <w:bCs/>
-          <w:sz w:val="20"/>
-        </w:rPr>
-        <w:t>Param</w:t>
-      </w:r>
-      <w:proofErr w:type="spellStart"/>
-      <w:r>
-        <w:rPr>
-          <w:rFonts w:ascii="Consolas" w:eastAsiaTheme="minorHAnsi" w:hAnsi="Consolas" w:cs="Consolas"/>
-          <w:b/>
-          <w:bCs/>
-          <w:color w:val="000000"/>
-          <w:sz w:val="19"/>
-          <w:szCs w:val="19"/>
-          <w:lang w:val="en-GB" w:bidi="ta-IN"/>
-        </w:rPr>
-        <w:t>ProductKey</w:t>
-      </w:r>
-      <w:proofErr w:type="spellEnd"/>
-    </w:p>
-    <w:p>
-      <w:pPr>
-        <w:pStyle w:val="BodyText"/>
-        <w:spacing w:before="120" w:after="120" w:line="312" w:lineRule="auto"/>
-        <w:ind w:left="1440" w:right="1134"/>
-        <w:jc w:val="both"/>
-        <w:rPr>
-          <w:sz w:val="20"/>
-        </w:rPr>
-      </w:pPr>
-      <w:r>
-        <w:rPr>
-          <w:noProof/>
-        </w:rPr>
-        <w:drawing>
-          <wp:inline distT="0" distB="0" distL="0" distR="0" wp14:anchorId="02E06740" wp14:editId="0CD20B96">
-            <wp:extent cx="5858510" cy="1071127"/>
-            <wp:effectExtent l="114300" t="76200" r="85090" b="53340"/>
-            <wp:docPr id="33" name="Picture 33"/>
-            <wp:cNvGraphicFramePr>
-              <a:graphicFrameLocks xmlns:a="http://schemas.openxmlformats.org/drawingml/2006/main" noChangeAspect="1"/>
-            </wp:cNvGraphicFramePr>
-            <a:graphic xmlns:a="http://schemas.openxmlformats.org/drawingml/2006/main">
-              <a:graphicData uri="http://schemas.openxmlformats.org/drawingml/2006/picture">
-                <pic:pic xmlns:pic="http://schemas.openxmlformats.org/drawingml/2006/picture">
-                  <pic:nvPicPr>
-                    <pic:cNvPr id="1" name=""/>
-                    <pic:cNvPicPr/>
-                  </pic:nvPicPr>
-                  <pic:blipFill>
-                    <a:blip r:embed="rId27"/>
-                    <a:stretch>
-                      <a:fillRect/>
-                    </a:stretch>
-                  </pic:blipFill>
-                  <pic:spPr>
-                    <a:xfrm>
-                      <a:off x="0" y="0"/>
-                      <a:ext cx="5874532" cy="1074056"/>
-                    </a:xfrm>
-                    <a:prstGeom prst="rect">
-                      <a:avLst/>
-                    </a:prstGeom>
-                    <a:effectLst>
-                      <a:outerShdw blurRad="63500" sx="102000" sy="102000" algn="ctr" rotWithShape="0">
-                        <a:prstClr val="black">
-                          <a:alpha val="40000"/>
-                        </a:prstClr>
-                      </a:outerShdw>
-                    </a:effectLst>
-                  </pic:spPr>
-                </pic:pic>
-              </a:graphicData>
-            </a:graphic>
-          </wp:inline>
-        </w:drawing>
-      </w:r>
-    </w:p>
-    <w:p>
-      <w:pPr>
-        <w:pStyle w:val="BodyText"/>
-        <w:spacing w:before="120" w:after="120" w:line="312" w:lineRule="auto"/>
-        <w:ind w:left="1440" w:right="1134"/>
-        <w:jc w:val="both"/>
-        <w:rPr>
-          <w:sz w:val="20"/>
-        </w:rPr>
-      </w:pPr>
-      <w:r>
-        <w:rPr>
-          <w:noProof/>
-        </w:rPr>
-        <w:drawing>
-          <wp:inline distT="0" distB="0" distL="0" distR="0" wp14:anchorId="1C55BF87" wp14:editId="082C9235">
-            <wp:extent cx="2828925" cy="933450"/>
-            <wp:effectExtent l="95250" t="76200" r="85725" b="57150"/>
-            <wp:docPr id="34" name="Picture 34"/>
-            <wp:cNvGraphicFramePr>
-              <a:graphicFrameLocks xmlns:a="http://schemas.openxmlformats.org/drawingml/2006/main" noChangeAspect="1"/>
-            </wp:cNvGraphicFramePr>
-            <a:graphic xmlns:a="http://schemas.openxmlformats.org/drawingml/2006/main">
-              <a:graphicData uri="http://schemas.openxmlformats.org/drawingml/2006/picture">
-                <pic:pic xmlns:pic="http://schemas.openxmlformats.org/drawingml/2006/picture">
-                  <pic:nvPicPr>
-                    <pic:cNvPr id="1" name=""/>
-                    <pic:cNvPicPr/>
-                  </pic:nvPicPr>
-                  <pic:blipFill>
-                    <a:blip r:embed="rId28"/>
-                    <a:stretch>
-                      <a:fillRect/>
-                    </a:stretch>
-                  </pic:blipFill>
-                  <pic:spPr>
-                    <a:xfrm>
-                      <a:off x="0" y="0"/>
-                      <a:ext cx="2828925" cy="933450"/>
-                    </a:xfrm>
-                    <a:prstGeom prst="rect">
-                      <a:avLst/>
-                    </a:prstGeom>
-                    <a:effectLst>
-                      <a:outerShdw blurRad="63500" sx="102000" sy="102000" algn="ctr" rotWithShape="0">
-                        <a:prstClr val="black">
-                          <a:alpha val="40000"/>
-                        </a:prstClr>
-                      </a:outerShdw>
-                    </a:effectLst>
-                  </pic:spPr>
-                </pic:pic>
-              </a:graphicData>
-            </a:graphic>
-          </wp:inline>
-        </w:drawing>
-      </w:r>
-    </w:p>
-    <w:p>
-      <w:pPr>
-        <w:pStyle w:val="BodyText"/>
-        <w:spacing w:before="120" w:after="120" w:line="312" w:lineRule="auto"/>
-        <w:ind w:left="1440" w:right="1134"/>
-        <w:jc w:val="both"/>
-        <w:rPr>
-          <w:sz w:val="20"/>
-        </w:rPr>
-      </w:pPr>
-    </w:p>
-    <w:p>
-      <w:pPr>
-        <w:pStyle w:val="BodyText"/>
-        <w:spacing w:before="120" w:after="120" w:line="312" w:lineRule="auto"/>
-        <w:ind w:right="1134"/>
-        <w:jc w:val="both"/>
-        <w:rPr>
-          <w:sz w:val="20"/>
-        </w:rPr>
-      </w:pPr>
-      <w:r>
-        <w:rPr>
-          <w:sz w:val="20"/>
-        </w:rPr>
-        <w:lastRenderedPageBreak/>
-        <w:tab/>
-      </w:r>
-      <w:r>
-        <w:rPr>
-          <w:sz w:val="20"/>
-        </w:rPr>
-        <w:tab/>
-        <w:t>Close and Apply</w:t>
-      </w:r>
-    </w:p>
-    <w:p>
-      <w:pPr>
-        <w:pStyle w:val="BodyText"/>
-        <w:spacing w:before="120" w:after="120" w:line="312" w:lineRule="auto"/>
-        <w:ind w:right="1134"/>
-        <w:jc w:val="both"/>
-        <w:rPr>
-          <w:sz w:val="20"/>
-        </w:rPr>
-      </w:pPr>
-      <w:r>
-        <w:rPr>
-          <w:sz w:val="20"/>
-        </w:rPr>
-        <w:tab/>
-      </w:r>
-      <w:r>
-        <w:rPr>
-          <w:sz w:val="20"/>
-        </w:rPr>
-        <w:tab/>
-        <w:t>Add visual</w:t>
-      </w:r>
-    </w:p>
-    <w:p>
-      <w:pPr>
-        <w:pStyle w:val="BodyText"/>
-        <w:spacing w:before="120" w:after="120" w:line="312" w:lineRule="auto"/>
-        <w:ind w:left="1440" w:right="1134"/>
-        <w:jc w:val="both"/>
-        <w:rPr>
-          <w:sz w:val="20"/>
-        </w:rPr>
-      </w:pPr>
-      <w:r>
-        <w:rPr>
-          <w:noProof/>
-        </w:rPr>
-        <w:drawing>
-          <wp:inline distT="0" distB="0" distL="0" distR="0" wp14:anchorId="187BE285" wp14:editId="681C3A64">
-            <wp:extent cx="5447030" cy="3331338"/>
-            <wp:effectExtent l="0" t="0" r="0" b="0"/>
-            <wp:docPr id="36" name="Picture 36"/>
-            <wp:cNvGraphicFramePr>
-              <a:graphicFrameLocks xmlns:a="http://schemas.openxmlformats.org/drawingml/2006/main" noChangeAspect="1"/>
-            </wp:cNvGraphicFramePr>
-            <a:graphic xmlns:a="http://schemas.openxmlformats.org/drawingml/2006/main">
-              <a:graphicData uri="http://schemas.openxmlformats.org/drawingml/2006/picture">
-                <pic:pic xmlns:pic="http://schemas.openxmlformats.org/drawingml/2006/picture">
-                  <pic:nvPicPr>
-                    <pic:cNvPr id="1" name=""/>
-                    <pic:cNvPicPr/>
-                  </pic:nvPicPr>
-                  <pic:blipFill>
-                    <a:blip r:embed="rId29"/>
-                    <a:stretch>
-                      <a:fillRect/>
-                    </a:stretch>
-                  </pic:blipFill>
-                  <pic:spPr>
-                    <a:xfrm>
-                      <a:off x="0" y="0"/>
-                      <a:ext cx="5451901" cy="3334317"/>
-                    </a:xfrm>
-                    <a:prstGeom prst="rect">
-                      <a:avLst/>
-                    </a:prstGeom>
-                  </pic:spPr>
-                </pic:pic>
-              </a:graphicData>
-            </a:graphic>
-          </wp:inline>
-        </w:drawing>
-      </w:r>
-    </w:p>
-    <w:p>
-      <w:pPr>
-        <w:pStyle w:val="BodyText"/>
-        <w:spacing w:before="120" w:after="120" w:line="312" w:lineRule="auto"/>
-        <w:ind w:right="1134"/>
-        <w:jc w:val="both"/>
-        <w:rPr>
-          <w:sz w:val="20"/>
-        </w:rPr>
-      </w:pPr>
-      <w:r>
-        <w:rPr>
-          <w:sz w:val="20"/>
-        </w:rPr>
-        <w:tab/>
-      </w:r>
-      <w:r>
-        <w:rPr>
-          <w:sz w:val="20"/>
-        </w:rPr>
-        <w:tab/>
-        <w:t xml:space="preserve">Then publish the report </w:t>
-      </w:r>
-    </w:p>
-    <w:p>
-      <w:pPr>
-        <w:pStyle w:val="BodyText"/>
-        <w:spacing w:before="120" w:after="120" w:line="312" w:lineRule="auto"/>
-        <w:ind w:right="1134"/>
-        <w:jc w:val="both"/>
-        <w:rPr>
-          <w:sz w:val="20"/>
-        </w:rPr>
-      </w:pPr>
-      <w:r>
-        <w:rPr>
-          <w:sz w:val="20"/>
-        </w:rPr>
-        <w:tab/>
-      </w:r>
-      <w:r>
-        <w:rPr>
-          <w:sz w:val="20"/>
-        </w:rPr>
-        <w:tab/>
-        <w:t>Update the parameter based on the requirement via dataset parament</w:t>
-      </w:r>
-    </w:p>
-    <w:p>
-      <w:pPr>
-        <w:pStyle w:val="BodyText"/>
-        <w:spacing w:before="120" w:after="120" w:line="312" w:lineRule="auto"/>
-        <w:ind w:left="1440" w:right="1134"/>
-        <w:jc w:val="both"/>
-        <w:rPr>
-          <w:sz w:val="20"/>
-        </w:rPr>
-      </w:pPr>
-      <w:r>
-        <w:rPr>
-          <w:noProof/>
-        </w:rPr>
-        <w:drawing>
-          <wp:inline distT="0" distB="0" distL="0" distR="0" wp14:anchorId="7E7517F8" wp14:editId="06C29390">
-            <wp:extent cx="2860111" cy="1050440"/>
-            <wp:effectExtent l="95250" t="76200" r="54610" b="54610"/>
-            <wp:docPr id="37" name="Picture 37"/>
-            <wp:cNvGraphicFramePr>
-              <a:graphicFrameLocks xmlns:a="http://schemas.openxmlformats.org/drawingml/2006/main" noChangeAspect="1"/>
-            </wp:cNvGraphicFramePr>
-            <a:graphic xmlns:a="http://schemas.openxmlformats.org/drawingml/2006/main">
-              <a:graphicData uri="http://schemas.openxmlformats.org/drawingml/2006/picture">
-                <pic:pic xmlns:pic="http://schemas.openxmlformats.org/drawingml/2006/picture">
-                  <pic:nvPicPr>
-                    <pic:cNvPr id="1" name=""/>
-                    <pic:cNvPicPr/>
-                  </pic:nvPicPr>
-                  <pic:blipFill>
-                    <a:blip r:embed="rId30"/>
-                    <a:stretch>
-                      <a:fillRect/>
-                    </a:stretch>
-                  </pic:blipFill>
-                  <pic:spPr>
-                    <a:xfrm>
-                      <a:off x="0" y="0"/>
-                      <a:ext cx="2865644" cy="1052472"/>
-                    </a:xfrm>
-                    <a:prstGeom prst="rect">
-                      <a:avLst/>
-                    </a:prstGeom>
-                    <a:effectLst>
-                      <a:outerShdw blurRad="63500" sx="102000" sy="102000" algn="ctr" rotWithShape="0">
-                        <a:prstClr val="black">
-                          <a:alpha val="40000"/>
-                        </a:prstClr>
-                      </a:outerShdw>
-                    </a:effectLst>
-                  </pic:spPr>
-                </pic:pic>
-              </a:graphicData>
-            </a:graphic>
-          </wp:inline>
-        </w:drawing>
-      </w:r>
     </w:p>
     <w:sectPr>
-      <w:headerReference w:type="default" r:id="rId31"/>
-      <w:footerReference w:type="default" r:id="rId32"/>
+      <w:headerReference w:type="default" r:id="rId24"/>
+      <w:footerReference w:type="default" r:id="rId25"/>
       <w:pgSz w:w="11910" w:h="16840"/>
       <w:pgMar w:top="1440" w:right="0" w:bottom="1100" w:left="260" w:header="0" w:footer="910" w:gutter="0"/>
       <w:pgNumType w:start="12"/>
